--- a/BIT 4107 logbook final.docx
+++ b/BIT 4107 logbook final.docx
@@ -255,16 +255,114 @@
       <w:pPr>
         <w:rPr>
           <w:rFonts w:ascii="Calibri" w:hAnsi="Calibri" w:cs="Calibri"/>
-          <w:b/>
-          <w:bCs/>
-        </w:rPr>
-      </w:pPr>
-      <w:r>
-        <w:rPr>
-          <w:rFonts w:ascii="Calibri" w:hAnsi="Calibri" w:cs="Calibri"/>
-          <w:b/>
-          <w:bCs/>
-        </w:rPr>
+        </w:rPr>
+      </w:pPr>
+    </w:p>
+    <w:p>
+      <w:pPr>
+        <w:rPr>
+          <w:rFonts w:ascii="Calibri" w:hAnsi="Calibri" w:cs="Calibri"/>
+        </w:rPr>
+      </w:pPr>
+    </w:p>
+    <w:p>
+      <w:pPr>
+        <w:rPr>
+          <w:rFonts w:ascii="Calibri" w:hAnsi="Calibri" w:cs="Calibri"/>
+        </w:rPr>
+      </w:pPr>
+    </w:p>
+    <w:p>
+      <w:pPr>
+        <w:rPr>
+          <w:rFonts w:ascii="Calibri" w:hAnsi="Calibri" w:cs="Calibri"/>
+        </w:rPr>
+      </w:pPr>
+    </w:p>
+    <w:p>
+      <w:pPr>
+        <w:rPr>
+          <w:rFonts w:ascii="Calibri" w:hAnsi="Calibri" w:cs="Calibri"/>
+        </w:rPr>
+      </w:pPr>
+    </w:p>
+    <w:p>
+      <w:pPr>
+        <w:rPr>
+          <w:rFonts w:ascii="Calibri" w:hAnsi="Calibri" w:cs="Calibri"/>
+        </w:rPr>
+      </w:pPr>
+    </w:p>
+    <w:p>
+      <w:pPr>
+        <w:rPr>
+          <w:rFonts w:ascii="Calibri" w:hAnsi="Calibri" w:cs="Calibri"/>
+        </w:rPr>
+      </w:pPr>
+    </w:p>
+    <w:p>
+      <w:pPr>
+        <w:rPr>
+          <w:rFonts w:ascii="Calibri" w:hAnsi="Calibri" w:cs="Calibri"/>
+        </w:rPr>
+      </w:pPr>
+    </w:p>
+    <w:p>
+      <w:pPr>
+        <w:rPr>
+          <w:rFonts w:ascii="Calibri" w:hAnsi="Calibri" w:cs="Calibri"/>
+        </w:rPr>
+      </w:pPr>
+    </w:p>
+    <w:p>
+      <w:pPr>
+        <w:rPr>
+          <w:rFonts w:ascii="Calibri" w:hAnsi="Calibri" w:cs="Calibri"/>
+        </w:rPr>
+      </w:pPr>
+    </w:p>
+    <w:p>
+      <w:pPr>
+        <w:rPr>
+          <w:rFonts w:ascii="Calibri" w:hAnsi="Calibri" w:cs="Calibri"/>
+        </w:rPr>
+      </w:pPr>
+    </w:p>
+    <w:p>
+      <w:pPr>
+        <w:rPr>
+          <w:rFonts w:ascii="Calibri" w:hAnsi="Calibri" w:cs="Calibri"/>
+        </w:rPr>
+      </w:pPr>
+    </w:p>
+    <w:p>
+      <w:pPr>
+        <w:rPr>
+          <w:rFonts w:ascii="Calibri" w:hAnsi="Calibri" w:cs="Calibri"/>
+        </w:rPr>
+      </w:pPr>
+      <w:r>
+        <w:rPr>
+          <w:rFonts w:ascii="Calibri" w:hAnsi="Calibri" w:cs="Calibri"/>
+        </w:rPr>
+        <w:t xml:space="preserve"> </w:t>
+      </w:r>
+    </w:p>
+    <w:p>
+      <w:pPr>
+        <w:rPr>
+          <w:rFonts w:ascii="Calibri" w:hAnsi="Calibri" w:cs="Calibri"/>
+          <w:b/>
+          <w:bCs/>
+        </w:rPr>
+      </w:pPr>
+      <w:r>
+        <w:rPr>
+          <w:rFonts w:ascii="Calibri" w:hAnsi="Calibri" w:cs="Calibri"/>
+          <w:b/>
+          <w:bCs/>
+        </w:rPr>
+        <w:lastRenderedPageBreak/>
         <w:t>Week 1: Introduction to Mobile Application Development</w:t>
       </w:r>
     </w:p>
@@ -309,7 +407,6 @@
           <w:b/>
           <w:bCs/>
         </w:rPr>
-        <w:lastRenderedPageBreak/>
         <w:t>Screenshots/Evidence Attached</w:t>
       </w:r>
       <w:r>
@@ -586,6 +683,12 @@
         </w:rPr>
         <w:t xml:space="preserve"> Windows PowerShell, Flutter Doctor CLI, Visual Studio Community 2022</w:t>
       </w:r>
+      <w:r>
+        <w:rPr>
+          <w:rFonts w:ascii="Calibri" w:hAnsi="Calibri" w:cs="Calibri"/>
+        </w:rPr>
+        <w:t xml:space="preserve"> </w:t>
+      </w:r>
     </w:p>
     <w:p>
       <w:pPr>
@@ -902,12 +1005,1661 @@
     </w:p>
     <w:p>
       <w:pPr>
+        <w:rPr>
+          <w:rFonts w:ascii="Calibri" w:hAnsi="Calibri" w:cs="Calibri"/>
+          <w:b/>
+          <w:bCs/>
+          <w:u w:val="single"/>
+        </w:rPr>
+      </w:pPr>
+      <w:r>
+        <w:rPr>
+          <w:rFonts w:ascii="Calibri" w:hAnsi="Calibri" w:cs="Calibri"/>
+          <w:b/>
+          <w:bCs/>
+          <w:u w:val="single"/>
+        </w:rPr>
+        <w:t>WEEK 4&amp;5: API INTEGRATION</w:t>
+      </w:r>
+    </w:p>
+    <w:p>
+      <w:pPr>
+        <w:rPr>
+          <w:rFonts w:ascii="Calibri" w:hAnsi="Calibri" w:cs="Calibri"/>
+        </w:rPr>
+      </w:pPr>
+      <w:r>
+        <w:rPr>
+          <w:noProof/>
+        </w:rPr>
+        <w:drawing>
+          <wp:inline distT="0" distB="0" distL="0" distR="0" wp14:anchorId="1EA11513" wp14:editId="2A2EB27D">
+            <wp:extent cx="5943600" cy="3149600"/>
+            <wp:effectExtent l="0" t="0" r="0" b="0"/>
+            <wp:docPr id="1232656294" name="Picture 1"/>
+            <wp:cNvGraphicFramePr>
+              <a:graphicFrameLocks xmlns:a="http://schemas.openxmlformats.org/drawingml/2006/main" noChangeAspect="1"/>
+            </wp:cNvGraphicFramePr>
+            <a:graphic xmlns:a="http://schemas.openxmlformats.org/drawingml/2006/main">
+              <a:graphicData uri="http://schemas.openxmlformats.org/drawingml/2006/picture">
+                <pic:pic xmlns:pic="http://schemas.openxmlformats.org/drawingml/2006/picture">
+                  <pic:nvPicPr>
+                    <pic:cNvPr id="1232656294" name=""/>
+                    <pic:cNvPicPr/>
+                  </pic:nvPicPr>
+                  <pic:blipFill>
+                    <a:blip r:embed="rId9"/>
+                    <a:stretch>
+                      <a:fillRect/>
+                    </a:stretch>
+                  </pic:blipFill>
+                  <pic:spPr>
+                    <a:xfrm>
+                      <a:off x="0" y="0"/>
+                      <a:ext cx="5943600" cy="3149600"/>
+                    </a:xfrm>
+                    <a:prstGeom prst="rect">
+                      <a:avLst/>
+                    </a:prstGeom>
+                  </pic:spPr>
+                </pic:pic>
+              </a:graphicData>
+            </a:graphic>
+          </wp:inline>
+        </w:drawing>
+      </w:r>
+    </w:p>
+    <w:p>
+      <w:pPr>
         <w:ind w:left="360"/>
         <w:rPr>
           <w:rFonts w:ascii="Calibri" w:hAnsi="Calibri" w:cs="Calibri"/>
         </w:rPr>
       </w:pPr>
-    </w:p>
+      <w:r>
+        <w:rPr>
+          <w:rFonts w:ascii="Calibri" w:hAnsi="Calibri" w:cs="Calibri"/>
+          <w:b/>
+          <w:bCs/>
+        </w:rPr>
+        <w:lastRenderedPageBreak/>
+        <w:t>Week 4 Requirement Met (Local Storage):</w:t>
+      </w:r>
+      <w:r>
+        <w:rPr>
+          <w:rFonts w:ascii="Calibri" w:hAnsi="Calibri" w:cs="Calibri"/>
+        </w:rPr>
+        <w:t xml:space="preserve"> Shifted from temporary memory variables to an embedded relational </w:t>
+      </w:r>
+      <w:r>
+        <w:rPr>
+          <w:rFonts w:ascii="Calibri" w:hAnsi="Calibri" w:cs="Calibri"/>
+          <w:b/>
+          <w:bCs/>
+        </w:rPr>
+        <w:t>SQLite database</w:t>
+      </w:r>
+      <w:r>
+        <w:rPr>
+          <w:rFonts w:ascii="Calibri" w:hAnsi="Calibri" w:cs="Calibri"/>
+        </w:rPr>
+        <w:t xml:space="preserve"> using </w:t>
+      </w:r>
+      <w:proofErr w:type="spellStart"/>
+      <w:r>
+        <w:rPr>
+          <w:rFonts w:ascii="Calibri" w:hAnsi="Calibri" w:cs="Calibri"/>
+        </w:rPr>
+        <w:t>sqlite</w:t>
+      </w:r>
+      <w:proofErr w:type="spellEnd"/>
+      <w:r>
+        <w:rPr>
+          <w:rFonts w:ascii="Calibri" w:hAnsi="Calibri" w:cs="Calibri"/>
+        </w:rPr>
+        <w:t xml:space="preserve"> with robust, real-time query string search filtering and full data row purges.</w:t>
+      </w:r>
+    </w:p>
+    <w:p>
+      <w:pPr>
+        <w:ind w:left="360"/>
+        <w:rPr>
+          <w:rFonts w:ascii="Calibri" w:hAnsi="Calibri" w:cs="Calibri"/>
+        </w:rPr>
+      </w:pPr>
+    </w:p>
+    <w:p>
+      <w:pPr>
+        <w:rPr>
+          <w:rFonts w:ascii="Calibri" w:hAnsi="Calibri" w:cs="Calibri"/>
+        </w:rPr>
+      </w:pPr>
+      <w:r>
+        <w:rPr>
+          <w:rFonts w:ascii="Calibri" w:hAnsi="Calibri" w:cs="Calibri"/>
+          <w:noProof/>
+        </w:rPr>
+        <w:drawing>
+          <wp:inline distT="0" distB="0" distL="0" distR="0" wp14:anchorId="2310FC8E" wp14:editId="11201125">
+            <wp:extent cx="5943600" cy="2372360"/>
+            <wp:effectExtent l="0" t="0" r="0" b="8890"/>
+            <wp:docPr id="103840247" name="Picture 1"/>
+            <wp:cNvGraphicFramePr>
+              <a:graphicFrameLocks xmlns:a="http://schemas.openxmlformats.org/drawingml/2006/main" noChangeAspect="1"/>
+            </wp:cNvGraphicFramePr>
+            <a:graphic xmlns:a="http://schemas.openxmlformats.org/drawingml/2006/main">
+              <a:graphicData uri="http://schemas.openxmlformats.org/drawingml/2006/picture">
+                <pic:pic xmlns:pic="http://schemas.openxmlformats.org/drawingml/2006/picture">
+                  <pic:nvPicPr>
+                    <pic:cNvPr id="103840247" name="Picture 103840247"/>
+                    <pic:cNvPicPr/>
+                  </pic:nvPicPr>
+                  <pic:blipFill>
+                    <a:blip r:embed="rId10" cstate="print">
+                      <a:extLst>
+                        <a:ext uri="{28A0092B-C50C-407E-A947-70E740481C1C}">
+                          <a14:useLocalDpi xmlns:a14="http://schemas.microsoft.com/office/drawing/2010/main" val="0"/>
+                        </a:ext>
+                      </a:extLst>
+                    </a:blip>
+                    <a:stretch>
+                      <a:fillRect/>
+                    </a:stretch>
+                  </pic:blipFill>
+                  <pic:spPr>
+                    <a:xfrm>
+                      <a:off x="0" y="0"/>
+                      <a:ext cx="5943600" cy="2372360"/>
+                    </a:xfrm>
+                    <a:prstGeom prst="rect">
+                      <a:avLst/>
+                    </a:prstGeom>
+                  </pic:spPr>
+                </pic:pic>
+              </a:graphicData>
+            </a:graphic>
+          </wp:inline>
+        </w:drawing>
+      </w:r>
+    </w:p>
+    <w:p>
+      <w:pPr>
+        <w:rPr>
+          <w:rFonts w:ascii="Calibri" w:hAnsi="Calibri" w:cs="Calibri"/>
+        </w:rPr>
+      </w:pPr>
+      <w:r>
+        <w:rPr>
+          <w:rFonts w:ascii="Calibri" w:hAnsi="Calibri" w:cs="Calibri"/>
+        </w:rPr>
+        <w:t>Updated code has been pushed to the repository</w:t>
+      </w:r>
+    </w:p>
+    <w:p>
+      <w:pPr>
+        <w:rPr>
+          <w:rFonts w:ascii="Calibri" w:hAnsi="Calibri" w:cs="Calibri"/>
+          <w:b/>
+          <w:bCs/>
+        </w:rPr>
+      </w:pPr>
+      <w:r>
+        <w:rPr>
+          <w:rFonts w:ascii="Calibri" w:hAnsi="Calibri" w:cs="Calibri"/>
+          <w:b/>
+          <w:bCs/>
+        </w:rPr>
+        <w:t>Week 5: Advanced UI Elements</w:t>
+      </w:r>
+    </w:p>
+    <w:p>
+      <w:pPr>
+        <w:numPr>
+          <w:ilvl w:val="0"/>
+          <w:numId w:val="6"/>
+        </w:numPr>
+        <w:rPr>
+          <w:rFonts w:ascii="Calibri" w:hAnsi="Calibri" w:cs="Calibri"/>
+        </w:rPr>
+      </w:pPr>
+      <w:r>
+        <w:rPr>
+          <w:rFonts w:ascii="Calibri" w:hAnsi="Calibri" w:cs="Calibri"/>
+          <w:b/>
+          <w:bCs/>
+        </w:rPr>
+        <w:t>Core Concept:</w:t>
+      </w:r>
+      <w:r>
+        <w:rPr>
+          <w:rFonts w:ascii="Calibri" w:hAnsi="Calibri" w:cs="Calibri"/>
+        </w:rPr>
+        <w:t xml:space="preserve"> Mobile apps need a way to alert users when background tasks complete without blocking the main thread. In cross-platform development, this is handled using asynchronous state updates and context-aware popups. </w:t>
+      </w:r>
+    </w:p>
+    <w:p>
+      <w:pPr>
+        <w:numPr>
+          <w:ilvl w:val="0"/>
+          <w:numId w:val="6"/>
+        </w:numPr>
+        <w:rPr>
+          <w:rFonts w:ascii="Calibri" w:hAnsi="Calibri" w:cs="Calibri"/>
+        </w:rPr>
+      </w:pPr>
+      <w:r>
+        <w:rPr>
+          <w:rFonts w:ascii="Calibri" w:hAnsi="Calibri" w:cs="Calibri"/>
+          <w:b/>
+          <w:bCs/>
+        </w:rPr>
+        <w:t>Key Implementation:</w:t>
+      </w:r>
+      <w:r>
+        <w:rPr>
+          <w:rFonts w:ascii="Calibri" w:hAnsi="Calibri" w:cs="Calibri"/>
+        </w:rPr>
+        <w:t xml:space="preserve"> When an item is added, updated, or removed, a </w:t>
+      </w:r>
+      <w:proofErr w:type="spellStart"/>
+      <w:r>
+        <w:rPr>
+          <w:rFonts w:ascii="Calibri" w:hAnsi="Calibri" w:cs="Calibri"/>
+        </w:rPr>
+        <w:t>SnackBar</w:t>
+      </w:r>
+      <w:proofErr w:type="spellEnd"/>
+      <w:r>
+        <w:rPr>
+          <w:rFonts w:ascii="Calibri" w:hAnsi="Calibri" w:cs="Calibri"/>
+        </w:rPr>
+        <w:t xml:space="preserve"> triggers a brief, auto-dismissing toast notification at the bottom of the active view </w:t>
+      </w:r>
+      <w:proofErr w:type="gramStart"/>
+      <w:r>
+        <w:rPr>
+          <w:rFonts w:ascii="Calibri" w:hAnsi="Calibri" w:cs="Calibri"/>
+        </w:rPr>
+        <w:t>scaffold.</w:t>
+      </w:r>
+      <w:r>
+        <w:rPr>
+          <w:rFonts w:ascii="Calibri" w:hAnsi="Calibri" w:cs="Calibri"/>
+        </w:rPr>
+        <w:t>(</w:t>
+      </w:r>
+      <w:proofErr w:type="gramEnd"/>
+      <w:r>
+        <w:t xml:space="preserve"> </w:t>
+      </w:r>
+      <w:r>
+        <w:rPr>
+          <w:rFonts w:ascii="Calibri" w:hAnsi="Calibri" w:cs="Calibri"/>
+        </w:rPr>
+        <w:t xml:space="preserve">A </w:t>
+      </w:r>
+      <w:proofErr w:type="spellStart"/>
+      <w:r>
+        <w:rPr>
+          <w:rFonts w:ascii="Calibri" w:hAnsi="Calibri" w:cs="Calibri"/>
+        </w:rPr>
+        <w:t>SnackBar</w:t>
+      </w:r>
+      <w:proofErr w:type="spellEnd"/>
+      <w:r>
+        <w:rPr>
+          <w:rFonts w:ascii="Calibri" w:hAnsi="Calibri" w:cs="Calibri"/>
+        </w:rPr>
+        <w:t xml:space="preserve"> is a small message that appears at the bottom of the screen for a short time and then disappears automatically.</w:t>
+      </w:r>
+      <w:r>
+        <w:rPr>
+          <w:rFonts w:ascii="Calibri" w:hAnsi="Calibri" w:cs="Calibri"/>
+        </w:rPr>
+        <w:t>)</w:t>
+      </w:r>
+    </w:p>
+    <w:p>
+      <w:pPr>
+        <w:numPr>
+          <w:ilvl w:val="1"/>
+          <w:numId w:val="6"/>
+        </w:numPr>
+        <w:rPr>
+          <w:rFonts w:ascii="Calibri" w:hAnsi="Calibri" w:cs="Calibri"/>
+        </w:rPr>
+      </w:pPr>
+      <w:r>
+        <w:rPr>
+          <w:rFonts w:ascii="Calibri" w:hAnsi="Calibri" w:cs="Calibri"/>
+          <w:b/>
+          <w:bCs/>
+        </w:rPr>
+        <w:t>State Lifecycle:</w:t>
+      </w:r>
+      <w:r>
+        <w:rPr>
+          <w:rFonts w:ascii="Calibri" w:hAnsi="Calibri" w:cs="Calibri"/>
+        </w:rPr>
+        <w:t xml:space="preserve"> Using interactive elements like stateful forms to dynamically update the list items as soon as a text field submission triggers.</w:t>
+      </w:r>
+    </w:p>
+    <w:p>
+      <w:pPr>
+        <w:rPr>
+          <w:rFonts w:ascii="Calibri" w:hAnsi="Calibri" w:cs="Calibri"/>
+          <w:b/>
+          <w:bCs/>
+        </w:rPr>
+      </w:pPr>
+      <w:r>
+        <w:rPr>
+          <w:rFonts w:ascii="Calibri" w:hAnsi="Calibri" w:cs="Calibri"/>
+          <w:b/>
+          <w:bCs/>
+        </w:rPr>
+        <w:t xml:space="preserve"> Week 6: Networking Aspects &amp; Client-Server Architecture</w:t>
+      </w:r>
+    </w:p>
+    <w:p>
+      <w:pPr>
+        <w:pStyle w:val="ListParagraph"/>
+        <w:numPr>
+          <w:ilvl w:val="0"/>
+          <w:numId w:val="11"/>
+        </w:numPr>
+        <w:rPr>
+          <w:rFonts w:ascii="Calibri" w:hAnsi="Calibri" w:cs="Calibri"/>
+        </w:rPr>
+      </w:pPr>
+      <w:r>
+        <w:rPr>
+          <w:rFonts w:ascii="Calibri" w:hAnsi="Calibri" w:cs="Calibri"/>
+          <w:b/>
+          <w:bCs/>
+        </w:rPr>
+        <w:t>Core Concept:</w:t>
+      </w:r>
+      <w:r>
+        <w:rPr>
+          <w:rFonts w:ascii="Calibri" w:hAnsi="Calibri" w:cs="Calibri"/>
+        </w:rPr>
+        <w:t xml:space="preserve"> Most modern mobile applications require communication with remote servers to send and receive information. This operates on a </w:t>
+      </w:r>
+      <w:r>
+        <w:rPr>
+          <w:rFonts w:ascii="Calibri" w:hAnsi="Calibri" w:cs="Calibri"/>
+          <w:b/>
+          <w:bCs/>
+        </w:rPr>
+        <w:t>Client-Server Architecture</w:t>
+      </w:r>
+      <w:r>
+        <w:rPr>
+          <w:rFonts w:ascii="Calibri" w:hAnsi="Calibri" w:cs="Calibri"/>
+        </w:rPr>
+        <w:t xml:space="preserve">. </w:t>
+      </w:r>
+    </w:p>
+    <w:p>
+      <w:pPr>
+        <w:pStyle w:val="ListParagraph"/>
+        <w:numPr>
+          <w:ilvl w:val="1"/>
+          <w:numId w:val="11"/>
+        </w:numPr>
+        <w:rPr>
+          <w:rFonts w:ascii="Calibri" w:hAnsi="Calibri" w:cs="Calibri"/>
+        </w:rPr>
+      </w:pPr>
+      <w:r>
+        <w:rPr>
+          <w:rFonts w:ascii="Calibri" w:hAnsi="Calibri" w:cs="Calibri"/>
+          <w:b/>
+          <w:bCs/>
+        </w:rPr>
+        <w:t>Client:</w:t>
+      </w:r>
+      <w:r>
+        <w:rPr>
+          <w:rFonts w:ascii="Calibri" w:hAnsi="Calibri" w:cs="Calibri"/>
+        </w:rPr>
+        <w:t xml:space="preserve"> The mobile application interface running on your device (e.g., your Flutter app). </w:t>
+      </w:r>
+    </w:p>
+    <w:p>
+      <w:pPr>
+        <w:pStyle w:val="ListParagraph"/>
+        <w:numPr>
+          <w:ilvl w:val="1"/>
+          <w:numId w:val="11"/>
+        </w:numPr>
+        <w:rPr>
+          <w:rFonts w:ascii="Calibri" w:hAnsi="Calibri" w:cs="Calibri"/>
+        </w:rPr>
+      </w:pPr>
+      <w:r>
+        <w:rPr>
+          <w:rFonts w:ascii="Calibri" w:hAnsi="Calibri" w:cs="Calibri"/>
+          <w:b/>
+          <w:bCs/>
+        </w:rPr>
+        <w:t>Server:</w:t>
+      </w:r>
+      <w:r>
+        <w:rPr>
+          <w:rFonts w:ascii="Calibri" w:hAnsi="Calibri" w:cs="Calibri"/>
+        </w:rPr>
+        <w:t xml:space="preserve"> A remote computer storing the database data (e.g., web APIs hosted online). </w:t>
+      </w:r>
+    </w:p>
+    <w:p>
+      <w:pPr>
+        <w:pStyle w:val="ListParagraph"/>
+        <w:numPr>
+          <w:ilvl w:val="0"/>
+          <w:numId w:val="11"/>
+        </w:numPr>
+        <w:rPr>
+          <w:rFonts w:ascii="Calibri" w:hAnsi="Calibri" w:cs="Calibri"/>
+        </w:rPr>
+      </w:pPr>
+      <w:r>
+        <w:rPr>
+          <w:rFonts w:ascii="Calibri" w:hAnsi="Calibri" w:cs="Calibri"/>
+        </w:rPr>
+        <w:lastRenderedPageBreak/>
+        <w:t xml:space="preserve">Application Networking Components Analysis: </w:t>
+      </w:r>
+    </w:p>
+    <w:p>
+      <w:pPr>
+        <w:pStyle w:val="ListParagraph"/>
+        <w:numPr>
+          <w:ilvl w:val="1"/>
+          <w:numId w:val="11"/>
+        </w:numPr>
+        <w:rPr>
+          <w:rFonts w:ascii="Calibri" w:hAnsi="Calibri" w:cs="Calibri"/>
+        </w:rPr>
+      </w:pPr>
+      <w:r>
+        <w:rPr>
+          <w:rFonts w:ascii="Calibri" w:hAnsi="Calibri" w:cs="Calibri"/>
+          <w:b/>
+          <w:bCs/>
+        </w:rPr>
+        <w:t>WhatsApp:</w:t>
+      </w:r>
+      <w:r>
+        <w:rPr>
+          <w:rFonts w:ascii="Calibri" w:hAnsi="Calibri" w:cs="Calibri"/>
+        </w:rPr>
+        <w:t xml:space="preserve"> Client is the mobile chat interface; Server is the Meta real-time cluster; Data exchanged includes encrypted text message tokens and media streams. </w:t>
+      </w:r>
+    </w:p>
+    <w:p>
+      <w:pPr>
+        <w:pStyle w:val="ListParagraph"/>
+        <w:numPr>
+          <w:ilvl w:val="1"/>
+          <w:numId w:val="11"/>
+        </w:numPr>
+        <w:rPr>
+          <w:rFonts w:ascii="Calibri" w:hAnsi="Calibri" w:cs="Calibri"/>
+        </w:rPr>
+      </w:pPr>
+      <w:r>
+        <w:rPr>
+          <w:rFonts w:ascii="Calibri" w:hAnsi="Calibri" w:cs="Calibri"/>
+          <w:b/>
+          <w:bCs/>
+        </w:rPr>
+        <w:t>M-Pesa:</w:t>
+      </w:r>
+      <w:r>
+        <w:rPr>
+          <w:rFonts w:ascii="Calibri" w:hAnsi="Calibri" w:cs="Calibri"/>
+        </w:rPr>
+        <w:t xml:space="preserve"> Client is the SIM toolkit overlay/App; Server is the core ledger banking cluster; Data exchanged includes digital currency values and encrypted validation keys. </w:t>
+      </w:r>
+    </w:p>
+    <w:p>
+      <w:pPr>
+        <w:pStyle w:val="ListParagraph"/>
+        <w:numPr>
+          <w:ilvl w:val="0"/>
+          <w:numId w:val="11"/>
+        </w:numPr>
+        <w:rPr>
+          <w:rFonts w:ascii="Calibri" w:hAnsi="Calibri" w:cs="Calibri"/>
+        </w:rPr>
+      </w:pPr>
+      <w:r>
+        <w:rPr>
+          <w:rFonts w:ascii="Calibri" w:hAnsi="Calibri" w:cs="Calibri"/>
+        </w:rPr>
+        <w:t xml:space="preserve">APIs and RESTful Web Services: </w:t>
+      </w:r>
+    </w:p>
+    <w:p>
+      <w:pPr>
+        <w:pStyle w:val="ListParagraph"/>
+        <w:numPr>
+          <w:ilvl w:val="1"/>
+          <w:numId w:val="11"/>
+        </w:numPr>
+        <w:rPr>
+          <w:rFonts w:ascii="Calibri" w:hAnsi="Calibri" w:cs="Calibri"/>
+        </w:rPr>
+      </w:pPr>
+      <w:r>
+        <w:rPr>
+          <w:rFonts w:ascii="Calibri" w:hAnsi="Calibri" w:cs="Calibri"/>
+        </w:rPr>
+        <w:t xml:space="preserve">An Application Programming Interface (API) acts as a structural middleman allowing applications to talk to other systems securely. </w:t>
+      </w:r>
+    </w:p>
+    <w:p>
+      <w:pPr>
+        <w:pStyle w:val="ListParagraph"/>
+        <w:numPr>
+          <w:ilvl w:val="1"/>
+          <w:numId w:val="11"/>
+        </w:numPr>
+        <w:rPr>
+          <w:rFonts w:ascii="Calibri" w:hAnsi="Calibri" w:cs="Calibri"/>
+        </w:rPr>
+      </w:pPr>
+      <w:r>
+        <w:rPr>
+          <w:rFonts w:ascii="Calibri" w:hAnsi="Calibri" w:cs="Calibri"/>
+        </w:rPr>
+        <w:t xml:space="preserve">HTTP Request Methods: </w:t>
+      </w:r>
+    </w:p>
+    <w:p>
+      <w:pPr>
+        <w:pStyle w:val="ListParagraph"/>
+        <w:numPr>
+          <w:ilvl w:val="2"/>
+          <w:numId w:val="11"/>
+        </w:numPr>
+        <w:rPr>
+          <w:rFonts w:ascii="Calibri" w:hAnsi="Calibri" w:cs="Calibri"/>
+        </w:rPr>
+      </w:pPr>
+      <w:r>
+        <w:rPr>
+          <w:rFonts w:ascii="Calibri" w:hAnsi="Calibri" w:cs="Calibri"/>
+        </w:rPr>
+        <w:t xml:space="preserve">GET: Retrieve structural data streams from the server online. </w:t>
+      </w:r>
+    </w:p>
+    <w:p>
+      <w:pPr>
+        <w:pStyle w:val="ListParagraph"/>
+        <w:numPr>
+          <w:ilvl w:val="2"/>
+          <w:numId w:val="11"/>
+        </w:numPr>
+        <w:rPr>
+          <w:rFonts w:ascii="Calibri" w:hAnsi="Calibri" w:cs="Calibri"/>
+        </w:rPr>
+      </w:pPr>
+      <w:r>
+        <w:rPr>
+          <w:rFonts w:ascii="Calibri" w:hAnsi="Calibri" w:cs="Calibri"/>
+        </w:rPr>
+        <w:t xml:space="preserve">POST: Push fresh record elements up to initialize a new server resource. </w:t>
+      </w:r>
+    </w:p>
+    <w:p>
+      <w:pPr>
+        <w:pStyle w:val="ListParagraph"/>
+        <w:numPr>
+          <w:ilvl w:val="0"/>
+          <w:numId w:val="11"/>
+        </w:numPr>
+        <w:rPr>
+          <w:rFonts w:ascii="Calibri" w:hAnsi="Calibri" w:cs="Calibri"/>
+        </w:rPr>
+      </w:pPr>
+      <w:r>
+        <w:rPr>
+          <w:rFonts w:ascii="Calibri" w:hAnsi="Calibri" w:cs="Calibri"/>
+          <w:b/>
+          <w:bCs/>
+        </w:rPr>
+        <w:t>JSON Format:</w:t>
+      </w:r>
+      <w:r>
+        <w:rPr>
+          <w:rFonts w:ascii="Calibri" w:hAnsi="Calibri" w:cs="Calibri"/>
+        </w:rPr>
+        <w:t xml:space="preserve"> JavaScript Object Notation (JSON) is a lightweight, human-readable data exchange format used universally in mobile networking. </w:t>
+      </w:r>
+    </w:p>
+    <w:p>
+      <w:pPr>
+        <w:rPr>
+          <w:rFonts w:ascii="Calibri" w:hAnsi="Calibri" w:cs="Calibri"/>
+        </w:rPr>
+      </w:pPr>
+      <w:r>
+        <w:rPr>
+          <w:rFonts w:ascii="Calibri" w:hAnsi="Calibri" w:cs="Calibri"/>
+        </w:rPr>
+        <w:t>JSON</w:t>
+      </w:r>
+    </w:p>
+    <w:p>
+      <w:pPr>
+        <w:rPr>
+          <w:rFonts w:ascii="Calibri" w:hAnsi="Calibri" w:cs="Calibri"/>
+        </w:rPr>
+      </w:pPr>
+      <w:r>
+        <w:rPr>
+          <w:rFonts w:ascii="Calibri" w:hAnsi="Calibri" w:cs="Calibri"/>
+        </w:rPr>
+        <w:t>{</w:t>
+      </w:r>
+    </w:p>
+    <w:p>
+      <w:pPr>
+        <w:rPr>
+          <w:rFonts w:ascii="Calibri" w:hAnsi="Calibri" w:cs="Calibri"/>
+        </w:rPr>
+      </w:pPr>
+      <w:r>
+        <w:rPr>
+          <w:rFonts w:ascii="Calibri" w:hAnsi="Calibri" w:cs="Calibri"/>
+        </w:rPr>
+        <w:t xml:space="preserve">  "regno": "BIT001",</w:t>
+      </w:r>
+    </w:p>
+    <w:p>
+      <w:pPr>
+        <w:rPr>
+          <w:rFonts w:ascii="Calibri" w:hAnsi="Calibri" w:cs="Calibri"/>
+        </w:rPr>
+      </w:pPr>
+      <w:r>
+        <w:rPr>
+          <w:rFonts w:ascii="Calibri" w:hAnsi="Calibri" w:cs="Calibri"/>
+        </w:rPr>
+        <w:t xml:space="preserve">  "name": "Prince Wilfred Wachira",</w:t>
+      </w:r>
+    </w:p>
+    <w:p>
+      <w:pPr>
+        <w:rPr>
+          <w:rFonts w:ascii="Calibri" w:hAnsi="Calibri" w:cs="Calibri"/>
+        </w:rPr>
+      </w:pPr>
+      <w:r>
+        <w:rPr>
+          <w:rFonts w:ascii="Calibri" w:hAnsi="Calibri" w:cs="Calibri"/>
+        </w:rPr>
+        <w:t xml:space="preserve">  "course": "BIT4107",</w:t>
+      </w:r>
+    </w:p>
+    <w:p>
+      <w:pPr>
+        <w:rPr>
+          <w:rFonts w:ascii="Calibri" w:hAnsi="Calibri" w:cs="Calibri"/>
+        </w:rPr>
+      </w:pPr>
+      <w:r>
+        <w:rPr>
+          <w:rFonts w:ascii="Calibri" w:hAnsi="Calibri" w:cs="Calibri"/>
+        </w:rPr>
+        <w:t xml:space="preserve">  "year": "2"</w:t>
+      </w:r>
+    </w:p>
+    <w:p>
+      <w:pPr>
+        <w:rPr>
+          <w:rFonts w:ascii="Calibri" w:hAnsi="Calibri" w:cs="Calibri"/>
+        </w:rPr>
+      </w:pPr>
+      <w:r>
+        <w:rPr>
+          <w:rFonts w:ascii="Calibri" w:hAnsi="Calibri" w:cs="Calibri"/>
+        </w:rPr>
+        <w:t>}</w:t>
+      </w:r>
+    </w:p>
+    <w:p>
+      <w:pPr>
+        <w:rPr>
+          <w:rFonts w:ascii="Calibri" w:hAnsi="Calibri" w:cs="Calibri"/>
+          <w:b/>
+          <w:bCs/>
+        </w:rPr>
+      </w:pPr>
+      <w:r>
+        <w:rPr>
+          <w:rFonts w:ascii="Calibri" w:hAnsi="Calibri" w:cs="Calibri"/>
+          <w:b/>
+          <w:bCs/>
+        </w:rPr>
+        <w:t>Week 7: Persistent Data Storage &amp; Local Relational Databases</w:t>
+      </w:r>
+    </w:p>
+    <w:p>
+      <w:pPr>
+        <w:numPr>
+          <w:ilvl w:val="0"/>
+          <w:numId w:val="8"/>
+        </w:numPr>
+        <w:rPr>
+          <w:rFonts w:ascii="Calibri" w:hAnsi="Calibri" w:cs="Calibri"/>
+        </w:rPr>
+      </w:pPr>
+      <w:r>
+        <w:rPr>
+          <w:rFonts w:ascii="Calibri" w:hAnsi="Calibri" w:cs="Calibri"/>
+          <w:b/>
+          <w:bCs/>
+        </w:rPr>
+        <w:t>Core Concept:</w:t>
+      </w:r>
+      <w:r>
+        <w:rPr>
+          <w:rFonts w:ascii="Calibri" w:hAnsi="Calibri" w:cs="Calibri"/>
+        </w:rPr>
+        <w:t xml:space="preserve"> Without persistent storage solutions, all dynamic input data disappears the instant an application is closed or killed by the operating system background controller. </w:t>
+      </w:r>
+    </w:p>
+    <w:p>
+      <w:pPr>
+        <w:numPr>
+          <w:ilvl w:val="0"/>
+          <w:numId w:val="8"/>
+        </w:numPr>
+        <w:rPr>
+          <w:rFonts w:ascii="Calibri" w:hAnsi="Calibri" w:cs="Calibri"/>
+        </w:rPr>
+      </w:pPr>
+      <w:r>
+        <w:rPr>
+          <w:rFonts w:ascii="Calibri" w:hAnsi="Calibri" w:cs="Calibri"/>
+        </w:rPr>
+        <w:t xml:space="preserve">Types of Storage Layouts: </w:t>
+      </w:r>
+    </w:p>
+    <w:p>
+      <w:pPr>
+        <w:numPr>
+          <w:ilvl w:val="1"/>
+          <w:numId w:val="8"/>
+        </w:numPr>
+        <w:rPr>
+          <w:rFonts w:ascii="Calibri" w:hAnsi="Calibri" w:cs="Calibri"/>
+        </w:rPr>
+      </w:pPr>
+      <w:r>
+        <w:rPr>
+          <w:rFonts w:ascii="Calibri" w:hAnsi="Calibri" w:cs="Calibri"/>
+          <w:b/>
+          <w:bCs/>
+        </w:rPr>
+        <w:t>Shared Preferences:</w:t>
+      </w:r>
+      <w:r>
+        <w:rPr>
+          <w:rFonts w:ascii="Calibri" w:hAnsi="Calibri" w:cs="Calibri"/>
+        </w:rPr>
+        <w:t xml:space="preserve"> Best for holding primitive key-value pairs like application theme choices or login status flags. </w:t>
+      </w:r>
+    </w:p>
+    <w:p>
+      <w:pPr>
+        <w:numPr>
+          <w:ilvl w:val="1"/>
+          <w:numId w:val="8"/>
+        </w:numPr>
+        <w:rPr>
+          <w:rFonts w:ascii="Calibri" w:hAnsi="Calibri" w:cs="Calibri"/>
+        </w:rPr>
+      </w:pPr>
+      <w:r>
+        <w:rPr>
+          <w:rFonts w:ascii="Calibri" w:hAnsi="Calibri" w:cs="Calibri"/>
+          <w:b/>
+          <w:bCs/>
+        </w:rPr>
+        <w:t>Internal Storage:</w:t>
+      </w:r>
+      <w:r>
+        <w:rPr>
+          <w:rFonts w:ascii="Calibri" w:hAnsi="Calibri" w:cs="Calibri"/>
+        </w:rPr>
+        <w:t xml:space="preserve"> Directly saves raw asset files, loose documents, or camera graphics inside individual app directories. </w:t>
+      </w:r>
+    </w:p>
+    <w:p>
+      <w:pPr>
+        <w:numPr>
+          <w:ilvl w:val="1"/>
+          <w:numId w:val="8"/>
+        </w:numPr>
+        <w:rPr>
+          <w:rFonts w:ascii="Calibri" w:hAnsi="Calibri" w:cs="Calibri"/>
+        </w:rPr>
+      </w:pPr>
+      <w:r>
+        <w:rPr>
+          <w:rFonts w:ascii="Calibri" w:hAnsi="Calibri" w:cs="Calibri"/>
+          <w:b/>
+          <w:bCs/>
+        </w:rPr>
+        <w:lastRenderedPageBreak/>
+        <w:t>SQLite Database:</w:t>
+      </w:r>
+      <w:r>
+        <w:rPr>
+          <w:rFonts w:ascii="Calibri" w:hAnsi="Calibri" w:cs="Calibri"/>
+        </w:rPr>
+        <w:t xml:space="preserve"> A lightweight relational database embedded directly inside the mobile phone. It requires no active network connection or external web servers to execute data queries. </w:t>
+      </w:r>
+      <w:r>
+        <w:rPr>
+          <w:rFonts w:ascii="Calibri" w:hAnsi="Calibri" w:cs="Calibri"/>
+          <w:noProof/>
+        </w:rPr>
+        <w:drawing>
+          <wp:inline distT="0" distB="0" distL="0" distR="0" wp14:anchorId="6D0A5E5A" wp14:editId="12A24026">
+            <wp:extent cx="4711065" cy="2012950"/>
+            <wp:effectExtent l="0" t="0" r="0" b="6350"/>
+            <wp:docPr id="1351686794" name="Picture 2"/>
+            <wp:cNvGraphicFramePr>
+              <a:graphicFrameLocks xmlns:a="http://schemas.openxmlformats.org/drawingml/2006/main" noChangeAspect="1"/>
+            </wp:cNvGraphicFramePr>
+            <a:graphic xmlns:a="http://schemas.openxmlformats.org/drawingml/2006/main">
+              <a:graphicData uri="http://schemas.openxmlformats.org/drawingml/2006/picture">
+                <pic:pic xmlns:pic="http://schemas.openxmlformats.org/drawingml/2006/picture">
+                  <pic:nvPicPr>
+                    <pic:cNvPr id="1351686794" name="Picture 1351686794"/>
+                    <pic:cNvPicPr/>
+                  </pic:nvPicPr>
+                  <pic:blipFill>
+                    <a:blip r:embed="rId11">
+                      <a:extLst>
+                        <a:ext uri="{28A0092B-C50C-407E-A947-70E740481C1C}">
+                          <a14:useLocalDpi xmlns:a14="http://schemas.microsoft.com/office/drawing/2010/main" val="0"/>
+                        </a:ext>
+                      </a:extLst>
+                    </a:blip>
+                    <a:stretch>
+                      <a:fillRect/>
+                    </a:stretch>
+                  </pic:blipFill>
+                  <pic:spPr>
+                    <a:xfrm>
+                      <a:off x="0" y="0"/>
+                      <a:ext cx="4712695" cy="2013646"/>
+                    </a:xfrm>
+                    <a:prstGeom prst="rect">
+                      <a:avLst/>
+                    </a:prstGeom>
+                  </pic:spPr>
+                </pic:pic>
+              </a:graphicData>
+            </a:graphic>
+          </wp:inline>
+        </w:drawing>
+      </w:r>
+    </w:p>
+    <w:p>
+      <w:pPr>
+        <w:numPr>
+          <w:ilvl w:val="1"/>
+          <w:numId w:val="8"/>
+        </w:numPr>
+        <w:rPr>
+          <w:rFonts w:ascii="Calibri" w:hAnsi="Calibri" w:cs="Calibri"/>
+        </w:rPr>
+      </w:pPr>
+      <w:r>
+        <w:rPr>
+          <w:rFonts w:ascii="Calibri" w:hAnsi="Calibri" w:cs="Calibri"/>
+          <w:b/>
+          <w:bCs/>
+        </w:rPr>
+        <w:t>Cloud Storage (Firebase):</w:t>
+      </w:r>
+      <w:r>
+        <w:rPr>
+          <w:rFonts w:ascii="Calibri" w:hAnsi="Calibri" w:cs="Calibri"/>
+        </w:rPr>
+        <w:t xml:space="preserve"> Stores transactional entries on an online real-time server cluster. </w:t>
+      </w:r>
+    </w:p>
+    <w:p>
+      <w:pPr>
+        <w:numPr>
+          <w:ilvl w:val="0"/>
+          <w:numId w:val="8"/>
+        </w:numPr>
+        <w:rPr>
+          <w:rFonts w:ascii="Calibri" w:hAnsi="Calibri" w:cs="Calibri"/>
+        </w:rPr>
+      </w:pPr>
+      <w:r>
+        <w:rPr>
+          <w:rFonts w:ascii="Calibri" w:hAnsi="Calibri" w:cs="Calibri"/>
+        </w:rPr>
+        <w:t xml:space="preserve">Database Design Evidence Requirements: To achieve full compliance for evaluation, a relational table layout must specify a </w:t>
+      </w:r>
+      <w:r>
+        <w:rPr>
+          <w:rFonts w:ascii="Calibri" w:hAnsi="Calibri" w:cs="Calibri"/>
+          <w:b/>
+          <w:bCs/>
+        </w:rPr>
+        <w:t>Primary Key</w:t>
+      </w:r>
+      <w:r>
+        <w:rPr>
+          <w:rFonts w:ascii="Calibri" w:hAnsi="Calibri" w:cs="Calibri"/>
+        </w:rPr>
+        <w:t xml:space="preserve"> (a unique tracker column that ensures records do not duplicate). Security best practices also dictate that user credentials should undergo </w:t>
+      </w:r>
+      <w:r>
+        <w:rPr>
+          <w:rFonts w:ascii="Calibri" w:hAnsi="Calibri" w:cs="Calibri"/>
+          <w:b/>
+          <w:bCs/>
+        </w:rPr>
+        <w:t>Password Hashing</w:t>
+      </w:r>
+      <w:r>
+        <w:rPr>
+          <w:rFonts w:ascii="Calibri" w:hAnsi="Calibri" w:cs="Calibri"/>
+        </w:rPr>
+        <w:t xml:space="preserve"> (e.g., cryptographic SHA-256 string conversion) prior to writing rows into a table. </w:t>
+      </w:r>
+    </w:p>
+    <w:p>
+      <w:pPr>
+        <w:rPr>
+          <w:rFonts w:ascii="Calibri" w:hAnsi="Calibri" w:cs="Calibri"/>
+          <w:b/>
+          <w:bCs/>
+        </w:rPr>
+      </w:pPr>
+      <w:r>
+        <w:rPr>
+          <w:rFonts w:ascii="Calibri" w:hAnsi="Calibri" w:cs="Calibri"/>
+          <w:b/>
+          <w:bCs/>
+        </w:rPr>
+        <w:t>Week 8: Object-Oriented User Input &amp; Multi-Touch Gestures</w:t>
+      </w:r>
+    </w:p>
+    <w:p>
+      <w:pPr>
+        <w:numPr>
+          <w:ilvl w:val="0"/>
+          <w:numId w:val="9"/>
+        </w:numPr>
+        <w:rPr>
+          <w:rFonts w:ascii="Calibri" w:hAnsi="Calibri" w:cs="Calibri"/>
+        </w:rPr>
+      </w:pPr>
+      <w:r>
+        <w:rPr>
+          <w:rFonts w:ascii="Calibri" w:hAnsi="Calibri" w:cs="Calibri"/>
+          <w:b/>
+          <w:bCs/>
+        </w:rPr>
+        <w:t>Core Concept:</w:t>
+      </w:r>
+      <w:r>
+        <w:rPr>
+          <w:rFonts w:ascii="Calibri" w:hAnsi="Calibri" w:cs="Calibri"/>
+        </w:rPr>
+        <w:t xml:space="preserve"> User interaction processing is driven entirely by an </w:t>
+      </w:r>
+      <w:r>
+        <w:rPr>
+          <w:rFonts w:ascii="Calibri" w:hAnsi="Calibri" w:cs="Calibri"/>
+          <w:b/>
+          <w:bCs/>
+        </w:rPr>
+        <w:t>Event-Driven Programming</w:t>
+      </w:r>
+      <w:r>
+        <w:rPr>
+          <w:rFonts w:ascii="Calibri" w:hAnsi="Calibri" w:cs="Calibri"/>
+        </w:rPr>
+        <w:t xml:space="preserve"> architecture. Organizing touch, </w:t>
+      </w:r>
+      <w:proofErr w:type="spellStart"/>
+      <w:r>
+        <w:rPr>
+          <w:rFonts w:ascii="Calibri" w:hAnsi="Calibri" w:cs="Calibri"/>
+        </w:rPr>
+        <w:t>keyup</w:t>
+      </w:r>
+      <w:proofErr w:type="spellEnd"/>
+      <w:r>
+        <w:rPr>
+          <w:rFonts w:ascii="Calibri" w:hAnsi="Calibri" w:cs="Calibri"/>
+        </w:rPr>
+        <w:t xml:space="preserve">, and click events inside reusable classes and explicit object methods ensures code maintainability. </w:t>
+      </w:r>
+    </w:p>
+    <w:p>
+      <w:pPr>
+        <w:numPr>
+          <w:ilvl w:val="0"/>
+          <w:numId w:val="9"/>
+        </w:numPr>
+        <w:rPr>
+          <w:rFonts w:ascii="Calibri" w:hAnsi="Calibri" w:cs="Calibri"/>
+        </w:rPr>
+      </w:pPr>
+      <w:r>
+        <w:rPr>
+          <w:rFonts w:ascii="Calibri" w:hAnsi="Calibri" w:cs="Calibri"/>
+        </w:rPr>
+        <w:t xml:space="preserve">Class-Based Input Handling: Input entries are captured by listening classes (like </w:t>
+      </w:r>
+      <w:proofErr w:type="spellStart"/>
+      <w:r>
+        <w:rPr>
+          <w:rFonts w:ascii="Calibri" w:hAnsi="Calibri" w:cs="Calibri"/>
+        </w:rPr>
+        <w:t>TextEditingController</w:t>
+      </w:r>
+      <w:proofErr w:type="spellEnd"/>
+      <w:r>
+        <w:rPr>
+          <w:rFonts w:ascii="Calibri" w:hAnsi="Calibri" w:cs="Calibri"/>
+        </w:rPr>
+        <w:t xml:space="preserve"> objects) that forward character updates to validation methods before passing them down to database engines. </w:t>
+      </w:r>
+    </w:p>
+    <w:p>
+      <w:pPr>
+        <w:numPr>
+          <w:ilvl w:val="0"/>
+          <w:numId w:val="9"/>
+        </w:numPr>
+        <w:rPr>
+          <w:rFonts w:ascii="Calibri" w:hAnsi="Calibri" w:cs="Calibri"/>
+        </w:rPr>
+      </w:pPr>
+      <w:r>
+        <w:rPr>
+          <w:rFonts w:ascii="Calibri" w:hAnsi="Calibri" w:cs="Calibri"/>
+        </w:rPr>
+        <w:t xml:space="preserve">Touch Gesture Mapping Matrix: </w:t>
+      </w:r>
+    </w:p>
+    <w:p>
+      <w:pPr>
+        <w:numPr>
+          <w:ilvl w:val="1"/>
+          <w:numId w:val="9"/>
+        </w:numPr>
+        <w:rPr>
+          <w:rFonts w:ascii="Calibri" w:hAnsi="Calibri" w:cs="Calibri"/>
+        </w:rPr>
+      </w:pPr>
+      <w:proofErr w:type="spellStart"/>
+      <w:proofErr w:type="gramStart"/>
+      <w:r>
+        <w:rPr>
+          <w:rFonts w:ascii="Calibri" w:hAnsi="Calibri" w:cs="Calibri"/>
+          <w:b/>
+          <w:bCs/>
+        </w:rPr>
+        <w:t>onTap</w:t>
+      </w:r>
+      <w:proofErr w:type="spellEnd"/>
+      <w:r>
+        <w:rPr>
+          <w:rFonts w:ascii="Calibri" w:hAnsi="Calibri" w:cs="Calibri"/>
+          <w:b/>
+          <w:bCs/>
+        </w:rPr>
+        <w:t>(</w:t>
+      </w:r>
+      <w:proofErr w:type="gramEnd"/>
+      <w:r>
+        <w:rPr>
+          <w:rFonts w:ascii="Calibri" w:hAnsi="Calibri" w:cs="Calibri"/>
+          <w:b/>
+          <w:bCs/>
+        </w:rPr>
+        <w:t>) Event:</w:t>
+      </w:r>
+      <w:r>
+        <w:rPr>
+          <w:rFonts w:ascii="Calibri" w:hAnsi="Calibri" w:cs="Calibri"/>
+        </w:rPr>
+        <w:t xml:space="preserve"> Triggered on rapid screen touch releases to interact with fields, access menu panels, or navigate views. </w:t>
+      </w:r>
+    </w:p>
+    <w:p>
+      <w:pPr>
+        <w:numPr>
+          <w:ilvl w:val="1"/>
+          <w:numId w:val="9"/>
+        </w:numPr>
+        <w:rPr>
+          <w:rFonts w:ascii="Calibri" w:hAnsi="Calibri" w:cs="Calibri"/>
+        </w:rPr>
+      </w:pPr>
+      <w:proofErr w:type="spellStart"/>
+      <w:proofErr w:type="gramStart"/>
+      <w:r>
+        <w:rPr>
+          <w:rFonts w:ascii="Calibri" w:hAnsi="Calibri" w:cs="Calibri"/>
+          <w:b/>
+          <w:bCs/>
+        </w:rPr>
+        <w:t>onLongPress</w:t>
+      </w:r>
+      <w:proofErr w:type="spellEnd"/>
+      <w:r>
+        <w:rPr>
+          <w:rFonts w:ascii="Calibri" w:hAnsi="Calibri" w:cs="Calibri"/>
+          <w:b/>
+          <w:bCs/>
+        </w:rPr>
+        <w:t>(</w:t>
+      </w:r>
+      <w:proofErr w:type="gramEnd"/>
+      <w:r>
+        <w:rPr>
+          <w:rFonts w:ascii="Calibri" w:hAnsi="Calibri" w:cs="Calibri"/>
+          <w:b/>
+          <w:bCs/>
+        </w:rPr>
+        <w:t>) Event:</w:t>
+      </w:r>
+      <w:r>
+        <w:rPr>
+          <w:rFonts w:ascii="Calibri" w:hAnsi="Calibri" w:cs="Calibri"/>
+        </w:rPr>
+        <w:t xml:space="preserve"> Triggered when a finger rests on a UI component for a set duration, commonly used to present context options, alternate edits, or confirm a permanent file drop option. </w:t>
+      </w:r>
+    </w:p>
+    <w:p>
+      <w:pPr>
+        <w:keepNext/>
+      </w:pPr>
+      <w:r>
+        <w:rPr>
+          <w:rFonts w:ascii="Calibri" w:hAnsi="Calibri" w:cs="Calibri"/>
+          <w:noProof/>
+        </w:rPr>
+        <w:lastRenderedPageBreak/>
+        <w:drawing>
+          <wp:inline distT="0" distB="0" distL="0" distR="0" wp14:anchorId="42289329" wp14:editId="744B85C5">
+            <wp:extent cx="3798570" cy="3657600"/>
+            <wp:effectExtent l="0" t="0" r="0" b="0"/>
+            <wp:docPr id="1760140480" name="Picture 3"/>
+            <wp:cNvGraphicFramePr>
+              <a:graphicFrameLocks xmlns:a="http://schemas.openxmlformats.org/drawingml/2006/main" noChangeAspect="1"/>
+            </wp:cNvGraphicFramePr>
+            <a:graphic xmlns:a="http://schemas.openxmlformats.org/drawingml/2006/main">
+              <a:graphicData uri="http://schemas.openxmlformats.org/drawingml/2006/picture">
+                <pic:pic xmlns:pic="http://schemas.openxmlformats.org/drawingml/2006/picture">
+                  <pic:nvPicPr>
+                    <pic:cNvPr id="1760140480" name="Picture 1760140480"/>
+                    <pic:cNvPicPr/>
+                  </pic:nvPicPr>
+                  <pic:blipFill rotWithShape="1">
+                    <a:blip r:embed="rId12" cstate="print">
+                      <a:extLst>
+                        <a:ext uri="{28A0092B-C50C-407E-A947-70E740481C1C}">
+                          <a14:useLocalDpi xmlns:a14="http://schemas.microsoft.com/office/drawing/2010/main" val="0"/>
+                        </a:ext>
+                      </a:extLst>
+                    </a:blip>
+                    <a:srcRect b="25195"/>
+                    <a:stretch>
+                      <a:fillRect/>
+                    </a:stretch>
+                  </pic:blipFill>
+                  <pic:spPr bwMode="auto">
+                    <a:xfrm>
+                      <a:off x="0" y="0"/>
+                      <a:ext cx="3798570" cy="3657600"/>
+                    </a:xfrm>
+                    <a:prstGeom prst="rect">
+                      <a:avLst/>
+                    </a:prstGeom>
+                    <a:ln>
+                      <a:noFill/>
+                    </a:ln>
+                    <a:extLst>
+                      <a:ext uri="{53640926-AAD7-44D8-BBD7-CCE9431645EC}">
+                        <a14:shadowObscured xmlns:a14="http://schemas.microsoft.com/office/drawing/2010/main"/>
+                      </a:ext>
+                    </a:extLst>
+                  </pic:spPr>
+                </pic:pic>
+              </a:graphicData>
+            </a:graphic>
+          </wp:inline>
+        </w:drawing>
+      </w:r>
+    </w:p>
+    <w:p>
+      <w:pPr>
+        <w:pStyle w:val="Caption"/>
+      </w:pPr>
+      <w:r>
+        <w:t xml:space="preserve">Figure </w:t>
+      </w:r>
+      <w:r>
+        <w:fldChar w:fldCharType="begin"/>
+      </w:r>
+      <w:r>
+        <w:instrText xml:space="preserve"> SEQ Figure \* ARABIC </w:instrText>
+      </w:r>
+      <w:r>
+        <w:fldChar w:fldCharType="separate"/>
+      </w:r>
+      <w:r>
+        <w:rPr>
+          <w:noProof/>
+        </w:rPr>
+        <w:t>1</w:t>
+      </w:r>
+      <w:r>
+        <w:fldChar w:fldCharType="end"/>
+      </w:r>
+      <w:r>
+        <w:t xml:space="preserve"> : addition of new record</w:t>
+      </w:r>
+    </w:p>
+    <w:p>
+      <w:pPr>
+        <w:keepNext/>
+      </w:pPr>
+      <w:r>
+        <w:rPr>
+          <w:noProof/>
+        </w:rPr>
+        <w:drawing>
+          <wp:inline distT="0" distB="0" distL="0" distR="0" wp14:anchorId="09D928A8" wp14:editId="1DE96B2A">
+            <wp:extent cx="5943600" cy="3797300"/>
+            <wp:effectExtent l="0" t="0" r="0" b="0"/>
+            <wp:docPr id="2036148461" name="Picture 4"/>
+            <wp:cNvGraphicFramePr>
+              <a:graphicFrameLocks xmlns:a="http://schemas.openxmlformats.org/drawingml/2006/main" noChangeAspect="1"/>
+            </wp:cNvGraphicFramePr>
+            <a:graphic xmlns:a="http://schemas.openxmlformats.org/drawingml/2006/main">
+              <a:graphicData uri="http://schemas.openxmlformats.org/drawingml/2006/picture">
+                <pic:pic xmlns:pic="http://schemas.openxmlformats.org/drawingml/2006/picture">
+                  <pic:nvPicPr>
+                    <pic:cNvPr id="2036148461" name="Picture 2036148461"/>
+                    <pic:cNvPicPr/>
+                  </pic:nvPicPr>
+                  <pic:blipFill>
+                    <a:blip r:embed="rId11">
+                      <a:extLst>
+                        <a:ext uri="{28A0092B-C50C-407E-A947-70E740481C1C}">
+                          <a14:useLocalDpi xmlns:a14="http://schemas.microsoft.com/office/drawing/2010/main" val="0"/>
+                        </a:ext>
+                      </a:extLst>
+                    </a:blip>
+                    <a:stretch>
+                      <a:fillRect/>
+                    </a:stretch>
+                  </pic:blipFill>
+                  <pic:spPr>
+                    <a:xfrm>
+                      <a:off x="0" y="0"/>
+                      <a:ext cx="5943600" cy="3797300"/>
+                    </a:xfrm>
+                    <a:prstGeom prst="rect">
+                      <a:avLst/>
+                    </a:prstGeom>
+                  </pic:spPr>
+                </pic:pic>
+              </a:graphicData>
+            </a:graphic>
+          </wp:inline>
+        </w:drawing>
+      </w:r>
+    </w:p>
+    <w:p>
+      <w:pPr>
+        <w:pStyle w:val="Caption"/>
+      </w:pPr>
+      <w:r>
+        <w:t xml:space="preserve">Figure </w:t>
+      </w:r>
+      <w:r>
+        <w:fldChar w:fldCharType="begin"/>
+      </w:r>
+      <w:r>
+        <w:instrText xml:space="preserve"> SEQ Figure \* ARABIC </w:instrText>
+      </w:r>
+      <w:r>
+        <w:fldChar w:fldCharType="separate"/>
+      </w:r>
+      <w:r>
+        <w:rPr>
+          <w:noProof/>
+        </w:rPr>
+        <w:t>2</w:t>
+      </w:r>
+      <w:r>
+        <w:fldChar w:fldCharType="end"/>
+      </w:r>
+      <w:r>
+        <w:t xml:space="preserve"> : success on saving data to local </w:t>
+      </w:r>
+      <w:proofErr w:type="spellStart"/>
+      <w:r>
+        <w:t>sql</w:t>
+      </w:r>
+      <w:proofErr w:type="spellEnd"/>
+      <w:r>
+        <w:t xml:space="preserve"> database</w:t>
+      </w:r>
+    </w:p>
+    <w:p>
+      <w:pPr>
+        <w:keepNext/>
+      </w:pPr>
+      <w:r>
+        <w:rPr>
+          <w:noProof/>
+        </w:rPr>
+        <w:lastRenderedPageBreak/>
+        <w:drawing>
+          <wp:inline distT="0" distB="0" distL="0" distR="0" wp14:anchorId="3D857BB4" wp14:editId="5455A298">
+            <wp:extent cx="2532380" cy="5486400"/>
+            <wp:effectExtent l="0" t="0" r="1270" b="0"/>
+            <wp:docPr id="1235945286" name="Picture 5"/>
+            <wp:cNvGraphicFramePr>
+              <a:graphicFrameLocks xmlns:a="http://schemas.openxmlformats.org/drawingml/2006/main" noChangeAspect="1"/>
+            </wp:cNvGraphicFramePr>
+            <a:graphic xmlns:a="http://schemas.openxmlformats.org/drawingml/2006/main">
+              <a:graphicData uri="http://schemas.openxmlformats.org/drawingml/2006/picture">
+                <pic:pic xmlns:pic="http://schemas.openxmlformats.org/drawingml/2006/picture">
+                  <pic:nvPicPr>
+                    <pic:cNvPr id="1235945286" name="Picture 1235945286"/>
+                    <pic:cNvPicPr/>
+                  </pic:nvPicPr>
+                  <pic:blipFill>
+                    <a:blip r:embed="rId13" cstate="print">
+                      <a:extLst>
+                        <a:ext uri="{28A0092B-C50C-407E-A947-70E740481C1C}">
+                          <a14:useLocalDpi xmlns:a14="http://schemas.microsoft.com/office/drawing/2010/main" val="0"/>
+                        </a:ext>
+                      </a:extLst>
+                    </a:blip>
+                    <a:stretch>
+                      <a:fillRect/>
+                    </a:stretch>
+                  </pic:blipFill>
+                  <pic:spPr>
+                    <a:xfrm>
+                      <a:off x="0" y="0"/>
+                      <a:ext cx="2532380" cy="5486400"/>
+                    </a:xfrm>
+                    <a:prstGeom prst="rect">
+                      <a:avLst/>
+                    </a:prstGeom>
+                  </pic:spPr>
+                </pic:pic>
+              </a:graphicData>
+            </a:graphic>
+          </wp:inline>
+        </w:drawing>
+      </w:r>
+    </w:p>
+    <w:p>
+      <w:pPr>
+        <w:pStyle w:val="Caption"/>
+      </w:pPr>
+      <w:r>
+        <w:t xml:space="preserve">Figure </w:t>
+      </w:r>
+      <w:r>
+        <w:fldChar w:fldCharType="begin"/>
+      </w:r>
+      <w:r>
+        <w:instrText xml:space="preserve"> SEQ Figure \* ARABIC </w:instrText>
+      </w:r>
+      <w:r>
+        <w:fldChar w:fldCharType="separate"/>
+      </w:r>
+      <w:r>
+        <w:rPr>
+          <w:noProof/>
+        </w:rPr>
+        <w:t>3</w:t>
+      </w:r>
+      <w:r>
+        <w:fldChar w:fldCharType="end"/>
+      </w:r>
+      <w:r>
+        <w:t xml:space="preserve">: </w:t>
+      </w:r>
+      <w:proofErr w:type="spellStart"/>
+      <w:r>
+        <w:t>Edumanage</w:t>
+      </w:r>
+      <w:proofErr w:type="spellEnd"/>
+      <w:r>
+        <w:t xml:space="preserve"> pro fully closed</w:t>
+      </w:r>
+    </w:p>
+    <w:p>
+      <w:pPr>
+        <w:keepNext/>
+      </w:pPr>
+      <w:r>
+        <w:rPr>
+          <w:noProof/>
+        </w:rPr>
+        <w:lastRenderedPageBreak/>
+        <w:drawing>
+          <wp:inline distT="0" distB="0" distL="0" distR="0" wp14:anchorId="6DCF625E" wp14:editId="49E0E8F4">
+            <wp:extent cx="2532380" cy="5486400"/>
+            <wp:effectExtent l="0" t="0" r="1270" b="0"/>
+            <wp:docPr id="231972766" name="Picture 6"/>
+            <wp:cNvGraphicFramePr>
+              <a:graphicFrameLocks xmlns:a="http://schemas.openxmlformats.org/drawingml/2006/main" noChangeAspect="1"/>
+            </wp:cNvGraphicFramePr>
+            <a:graphic xmlns:a="http://schemas.openxmlformats.org/drawingml/2006/main">
+              <a:graphicData uri="http://schemas.openxmlformats.org/drawingml/2006/picture">
+                <pic:pic xmlns:pic="http://schemas.openxmlformats.org/drawingml/2006/picture">
+                  <pic:nvPicPr>
+                    <pic:cNvPr id="231972766" name="Picture 231972766"/>
+                    <pic:cNvPicPr/>
+                  </pic:nvPicPr>
+                  <pic:blipFill>
+                    <a:blip r:embed="rId14" cstate="print">
+                      <a:extLst>
+                        <a:ext uri="{28A0092B-C50C-407E-A947-70E740481C1C}">
+                          <a14:useLocalDpi xmlns:a14="http://schemas.microsoft.com/office/drawing/2010/main" val="0"/>
+                        </a:ext>
+                      </a:extLst>
+                    </a:blip>
+                    <a:stretch>
+                      <a:fillRect/>
+                    </a:stretch>
+                  </pic:blipFill>
+                  <pic:spPr>
+                    <a:xfrm>
+                      <a:off x="0" y="0"/>
+                      <a:ext cx="2532380" cy="5486400"/>
+                    </a:xfrm>
+                    <a:prstGeom prst="rect">
+                      <a:avLst/>
+                    </a:prstGeom>
+                  </pic:spPr>
+                </pic:pic>
+              </a:graphicData>
+            </a:graphic>
+          </wp:inline>
+        </w:drawing>
+      </w:r>
+    </w:p>
+    <w:p>
+      <w:pPr>
+        <w:pStyle w:val="Caption"/>
+      </w:pPr>
+      <w:r>
+        <w:t xml:space="preserve">Figure </w:t>
+      </w:r>
+      <w:r>
+        <w:fldChar w:fldCharType="begin"/>
+      </w:r>
+      <w:r>
+        <w:instrText xml:space="preserve"> SEQ Figure \* ARABIC </w:instrText>
+      </w:r>
+      <w:r>
+        <w:fldChar w:fldCharType="separate"/>
+      </w:r>
+      <w:r>
+        <w:rPr>
+          <w:noProof/>
+        </w:rPr>
+        <w:t>4</w:t>
+      </w:r>
+      <w:r>
+        <w:fldChar w:fldCharType="end"/>
+      </w:r>
+      <w:r>
+        <w:t xml:space="preserve"> : data stored remains available upon relaunch of the application</w:t>
+      </w:r>
+    </w:p>
+    <w:p>
+      <w:pPr>
+        <w:rPr>
+          <w:b/>
+          <w:bCs/>
+          <w:u w:val="single"/>
+        </w:rPr>
+      </w:pPr>
+      <w:r>
+        <w:rPr>
+          <w:b/>
+          <w:bCs/>
+          <w:u w:val="single"/>
+        </w:rPr>
+        <w:t xml:space="preserve">Personal </w:t>
+      </w:r>
+      <w:proofErr w:type="spellStart"/>
+      <w:r>
+        <w:rPr>
+          <w:b/>
+          <w:bCs/>
+          <w:u w:val="single"/>
+        </w:rPr>
+        <w:t>relfection</w:t>
+      </w:r>
+      <w:proofErr w:type="spellEnd"/>
+    </w:p>
+    <w:p>
+      <w:pPr>
+        <w:rPr>
+          <w:b/>
+          <w:bCs/>
+        </w:rPr>
+      </w:pPr>
+      <w:r>
+        <w:rPr>
+          <w:b/>
+          <w:bCs/>
+        </w:rPr>
+        <w:t>Reflection on the First Eight Weeks</w:t>
+      </w:r>
+    </w:p>
+    <w:p>
+      <w:r>
+        <w:t>Over the first eight weeks of this project, I've gained a much better understanding of mobile app development and the concepts behind building reliable applications.</w:t>
+      </w:r>
+    </w:p>
+    <w:p>
+      <w:r>
+        <w:t xml:space="preserve">One of the first things I learned was how to create well-organized user interfaces. Managing application state and navigating between multiple screens using named routes such as /, /dashboard, and /register helped me write cleaner, more reusable code. As I progressed, I also became more comfortable with object-oriented programming by working with class-based event handlers. Using classes like </w:t>
+      </w:r>
+      <w:proofErr w:type="spellStart"/>
+      <w:r>
+        <w:t>TextEditingController</w:t>
+      </w:r>
+      <w:proofErr w:type="spellEnd"/>
+      <w:r>
+        <w:t xml:space="preserve"> to capture user input and </w:t>
+      </w:r>
+      <w:r>
+        <w:lastRenderedPageBreak/>
+        <w:t xml:space="preserve">implementing gestures such as </w:t>
+      </w:r>
+      <w:proofErr w:type="spellStart"/>
+      <w:proofErr w:type="gramStart"/>
+      <w:r>
+        <w:t>onTap</w:t>
+      </w:r>
+      <w:proofErr w:type="spellEnd"/>
+      <w:r>
+        <w:t>(</w:t>
+      </w:r>
+      <w:proofErr w:type="gramEnd"/>
+      <w:r>
+        <w:t xml:space="preserve">) and </w:t>
+      </w:r>
+      <w:proofErr w:type="spellStart"/>
+      <w:proofErr w:type="gramStart"/>
+      <w:r>
+        <w:t>onLongPress</w:t>
+      </w:r>
+      <w:proofErr w:type="spellEnd"/>
+      <w:r>
+        <w:t>(</w:t>
+      </w:r>
+      <w:proofErr w:type="gramEnd"/>
+      <w:r>
+        <w:t>) showed me how user interactions can drive an application's behavior.</w:t>
+      </w:r>
+    </w:p>
+    <w:p>
+      <w:r>
+        <w:t>Another major milestone was learning how to store data permanently using a local SQLite database. Instead of relying on temporary variables, I created a database (</w:t>
+      </w:r>
+      <w:proofErr w:type="spellStart"/>
+      <w:r>
+        <w:t>edumanage_pro.db</w:t>
+      </w:r>
+      <w:proofErr w:type="spellEnd"/>
+      <w:r>
+        <w:t>) that could retain information even after the app was closed. Designing tables with primary keys and implementing CRUD (Create, Read, Update, Delete) operations gave me a practical understanding of relational databases and the importance of building apps that work reliably offline.</w:t>
+      </w:r>
+    </w:p>
+    <w:p>
+      <w:r>
+        <w:t>I also learned how mobile apps communicate with online services by building a network layer that fetches data from public APIs. Working with asynchronous programming using Future and await helped me understand how to retrieve and process JSON data without freezing the user interface. This experience highlighted the importance of keeping apps responsive while performing background tasks.</w:t>
+      </w:r>
+    </w:p>
+    <w:p>
+      <w:r>
+        <w:t>Beyond coding, I improved my development workflow by using Git and GitHub for version control. Creating separate branches for new features while keeping the main branch stable taught me good software development practices and made it easier to manage my project as it grew.</w:t>
+      </w:r>
+    </w:p>
+    <w:p>
+      <w:r>
+        <w:t>Overall, these first eight weeks have changed how I think about mobile app development. I no longer see an app as just a collection of screens but as a complete system that combines user interfaces, data storage, networking, and sound software engineering practices. I'm excited to continue building on this foundation in the weeks ahead.</w:t>
+      </w:r>
+    </w:p>
+    <w:p/>
+    <w:p/>
     <w:p>
       <w:pPr>
         <w:rPr>
@@ -928,6 +2680,92 @@
 <file path=word/numbering.xml><?xml version="1.0" encoding="utf-8"?>
 <w:numbering xmlns:wpc="http://schemas.microsoft.com/office/word/2010/wordprocessingCanvas" xmlns:cx="http://schemas.microsoft.com/office/drawing/2014/chartex" xmlns:cx1="http://schemas.microsoft.com/office/drawing/2015/9/8/chartex" xmlns:cx2="http://schemas.microsoft.com/office/drawing/2015/10/21/chartex" xmlns:cx3="http://schemas.microsoft.com/office/drawing/2016/5/9/chartex" xmlns:cx4="http://schemas.microsoft.com/office/drawing/2016/5/10/chartex" xmlns:cx5="http://schemas.microsoft.com/office/drawing/2016/5/11/chartex" xmlns:cx6="http://schemas.microsoft.com/office/drawing/2016/5/12/chartex" xmlns:cx7="http://schemas.microsoft.com/office/drawing/2016/5/13/chartex" xmlns:cx8="http://schemas.microsoft.com/office/drawing/2016/5/14/chartex" xmlns:mc="http://schemas.openxmlformats.org/markup-compatibility/2006" xmlns:aink="http://schemas.microsoft.com/office/drawing/2016/ink" xmlns:am3d="http://schemas.microsoft.com/office/drawing/2017/model3d" xmlns:o="urn:schemas-microsoft-com:office:office" xmlns:oel="http://schemas.microsoft.com/office/2019/extlst" xmlns:r="http://schemas.openxmlformats.org/officeDocument/2006/relationships" xmlns:m="http://schemas.openxmlformats.org/officeDocument/2006/math" xmlns:v="urn:schemas-microsoft-com:vml" xmlns:wp14="http://schemas.microsoft.com/office/word/2010/wordprocessingDrawing" xmlns:wp="http://schemas.openxmlformats.org/drawingml/2006/wordprocessingDrawing" xmlns:w10="urn:schemas-microsoft-com:office:word" xmlns:w="http://schemas.openxmlformats.org/wordprocessingml/2006/main" xmlns:w14="http://schemas.microsoft.com/office/word/2010/wordml" xmlns:w15="http://schemas.microsoft.com/office/word/2012/wordml" xmlns:w16cex="http://schemas.microsoft.com/office/word/2018/wordml/cex" xmlns:w16cid="http://schemas.microsoft.com/office/word/2016/wordml/cid" xmlns:w16="http://schemas.microsoft.com/office/word/2018/wordml" xmlns:w16du="http://schemas.microsoft.com/office/word/2023/wordml/word16du" xmlns:w16sdtdh="http://schemas.microsoft.com/office/word/2020/wordml/sdtdatahash" xmlns:w16sdtfl="http://schemas.microsoft.com/office/word/2024/wordml/sdtformatlock" xmlns:w16se="http://schemas.microsoft.com/office/word/2015/wordml/symex" xmlns:wpg="http://schemas.microsoft.com/office/word/2010/wordprocessingGroup" xmlns:wpi="http://schemas.microsoft.com/office/word/2010/wordprocessingInk" xmlns:wne="http://schemas.microsoft.com/office/word/2006/wordml" xmlns:wps="http://schemas.microsoft.com/office/word/2010/wordprocessingShape" mc:Ignorable="w14 w15 w16se w16cid w16 w16cex w16sdtdh w16sdtfl w16du wp14">
   <w:abstractNum w:abstractNumId="0" w15:restartNumberingAfterBreak="0">
+    <w:nsid w:val="0DDC724A"/>
+    <w:multiLevelType w:val="hybridMultilevel"/>
+    <w:tmpl w:val="98A68016"/>
+    <w:lvl w:ilvl="0" w:tplc="0409000F">
+      <w:start w:val="1"/>
+      <w:numFmt w:val="decimal"/>
+      <w:lvlText w:val="%1."/>
+      <w:lvlJc w:val="left"/>
+      <w:pPr>
+        <w:ind w:left="720" w:hanging="360"/>
+      </w:pPr>
+    </w:lvl>
+    <w:lvl w:ilvl="1" w:tplc="04090019">
+      <w:start w:val="1"/>
+      <w:numFmt w:val="lowerLetter"/>
+      <w:lvlText w:val="%2."/>
+      <w:lvlJc w:val="left"/>
+      <w:pPr>
+        <w:ind w:left="1440" w:hanging="360"/>
+      </w:pPr>
+    </w:lvl>
+    <w:lvl w:ilvl="2" w:tplc="0409001B">
+      <w:start w:val="1"/>
+      <w:numFmt w:val="lowerRoman"/>
+      <w:lvlText w:val="%3."/>
+      <w:lvlJc w:val="right"/>
+      <w:pPr>
+        <w:ind w:left="2160" w:hanging="180"/>
+      </w:pPr>
+    </w:lvl>
+    <w:lvl w:ilvl="3" w:tplc="0409000F" w:tentative="1">
+      <w:start w:val="1"/>
+      <w:numFmt w:val="decimal"/>
+      <w:lvlText w:val="%4."/>
+      <w:lvlJc w:val="left"/>
+      <w:pPr>
+        <w:ind w:left="2880" w:hanging="360"/>
+      </w:pPr>
+    </w:lvl>
+    <w:lvl w:ilvl="4" w:tplc="04090019" w:tentative="1">
+      <w:start w:val="1"/>
+      <w:numFmt w:val="lowerLetter"/>
+      <w:lvlText w:val="%5."/>
+      <w:lvlJc w:val="left"/>
+      <w:pPr>
+        <w:ind w:left="3600" w:hanging="360"/>
+      </w:pPr>
+    </w:lvl>
+    <w:lvl w:ilvl="5" w:tplc="0409001B" w:tentative="1">
+      <w:start w:val="1"/>
+      <w:numFmt w:val="lowerRoman"/>
+      <w:lvlText w:val="%6."/>
+      <w:lvlJc w:val="right"/>
+      <w:pPr>
+        <w:ind w:left="4320" w:hanging="180"/>
+      </w:pPr>
+    </w:lvl>
+    <w:lvl w:ilvl="6" w:tplc="0409000F" w:tentative="1">
+      <w:start w:val="1"/>
+      <w:numFmt w:val="decimal"/>
+      <w:lvlText w:val="%7."/>
+      <w:lvlJc w:val="left"/>
+      <w:pPr>
+        <w:ind w:left="5040" w:hanging="360"/>
+      </w:pPr>
+    </w:lvl>
+    <w:lvl w:ilvl="7" w:tplc="04090019" w:tentative="1">
+      <w:start w:val="1"/>
+      <w:numFmt w:val="lowerLetter"/>
+      <w:lvlText w:val="%8."/>
+      <w:lvlJc w:val="left"/>
+      <w:pPr>
+        <w:ind w:left="5760" w:hanging="360"/>
+      </w:pPr>
+    </w:lvl>
+    <w:lvl w:ilvl="8" w:tplc="0409001B" w:tentative="1">
+      <w:start w:val="1"/>
+      <w:numFmt w:val="lowerRoman"/>
+      <w:lvlText w:val="%9."/>
+      <w:lvlJc w:val="right"/>
+      <w:pPr>
+        <w:ind w:left="6480" w:hanging="180"/>
+      </w:pPr>
+    </w:lvl>
+  </w:abstractNum>
+  <w:abstractNum w:abstractNumId="1" w15:restartNumberingAfterBreak="0">
     <w:nsid w:val="1CC90077"/>
     <w:multiLevelType w:val="multilevel"/>
     <w:tmpl w:val="2B188248"/>
@@ -1076,7 +2914,7 @@
       </w:rPr>
     </w:lvl>
   </w:abstractNum>
-  <w:abstractNum w:abstractNumId="1" w15:restartNumberingAfterBreak="0">
+  <w:abstractNum w:abstractNumId="2" w15:restartNumberingAfterBreak="0">
     <w:nsid w:val="3FF856DC"/>
     <w:multiLevelType w:val="multilevel"/>
     <w:tmpl w:val="EFDC8BA6"/>
@@ -1225,7 +3063,156 @@
       </w:rPr>
     </w:lvl>
   </w:abstractNum>
-  <w:abstractNum w:abstractNumId="2" w15:restartNumberingAfterBreak="0">
+  <w:abstractNum w:abstractNumId="3" w15:restartNumberingAfterBreak="0">
+    <w:nsid w:val="41701CB3"/>
+    <w:multiLevelType w:val="multilevel"/>
+    <w:tmpl w:val="59CC542E"/>
+    <w:lvl w:ilvl="0">
+      <w:start w:val="1"/>
+      <w:numFmt w:val="bullet"/>
+      <w:lvlText w:val=""/>
+      <w:lvlJc w:val="left"/>
+      <w:pPr>
+        <w:tabs>
+          <w:tab w:val="num" w:pos="720"/>
+        </w:tabs>
+        <w:ind w:left="720" w:hanging="360"/>
+      </w:pPr>
+      <w:rPr>
+        <w:rFonts w:ascii="Symbol" w:hAnsi="Symbol" w:hint="default"/>
+        <w:sz w:val="20"/>
+      </w:rPr>
+    </w:lvl>
+    <w:lvl w:ilvl="1">
+      <w:start w:val="1"/>
+      <w:numFmt w:val="bullet"/>
+      <w:lvlText w:val="o"/>
+      <w:lvlJc w:val="left"/>
+      <w:pPr>
+        <w:tabs>
+          <w:tab w:val="num" w:pos="1440"/>
+        </w:tabs>
+        <w:ind w:left="1440" w:hanging="360"/>
+      </w:pPr>
+      <w:rPr>
+        <w:rFonts w:ascii="Courier New" w:hAnsi="Courier New" w:hint="default"/>
+        <w:sz w:val="20"/>
+      </w:rPr>
+    </w:lvl>
+    <w:lvl w:ilvl="2">
+      <w:start w:val="1"/>
+      <w:numFmt w:val="bullet"/>
+      <w:lvlText w:val=""/>
+      <w:lvlJc w:val="left"/>
+      <w:pPr>
+        <w:tabs>
+          <w:tab w:val="num" w:pos="2160"/>
+        </w:tabs>
+        <w:ind w:left="2160" w:hanging="360"/>
+      </w:pPr>
+      <w:rPr>
+        <w:rFonts w:ascii="Wingdings" w:hAnsi="Wingdings" w:hint="default"/>
+        <w:sz w:val="20"/>
+      </w:rPr>
+    </w:lvl>
+    <w:lvl w:ilvl="3" w:tentative="1">
+      <w:start w:val="1"/>
+      <w:numFmt w:val="bullet"/>
+      <w:lvlText w:val=""/>
+      <w:lvlJc w:val="left"/>
+      <w:pPr>
+        <w:tabs>
+          <w:tab w:val="num" w:pos="2880"/>
+        </w:tabs>
+        <w:ind w:left="2880" w:hanging="360"/>
+      </w:pPr>
+      <w:rPr>
+        <w:rFonts w:ascii="Wingdings" w:hAnsi="Wingdings" w:hint="default"/>
+        <w:sz w:val="20"/>
+      </w:rPr>
+    </w:lvl>
+    <w:lvl w:ilvl="4" w:tentative="1">
+      <w:start w:val="1"/>
+      <w:numFmt w:val="bullet"/>
+      <w:lvlText w:val=""/>
+      <w:lvlJc w:val="left"/>
+      <w:pPr>
+        <w:tabs>
+          <w:tab w:val="num" w:pos="3600"/>
+        </w:tabs>
+        <w:ind w:left="3600" w:hanging="360"/>
+      </w:pPr>
+      <w:rPr>
+        <w:rFonts w:ascii="Wingdings" w:hAnsi="Wingdings" w:hint="default"/>
+        <w:sz w:val="20"/>
+      </w:rPr>
+    </w:lvl>
+    <w:lvl w:ilvl="5" w:tentative="1">
+      <w:start w:val="1"/>
+      <w:numFmt w:val="bullet"/>
+      <w:lvlText w:val=""/>
+      <w:lvlJc w:val="left"/>
+      <w:pPr>
+        <w:tabs>
+          <w:tab w:val="num" w:pos="4320"/>
+        </w:tabs>
+        <w:ind w:left="4320" w:hanging="360"/>
+      </w:pPr>
+      <w:rPr>
+        <w:rFonts w:ascii="Wingdings" w:hAnsi="Wingdings" w:hint="default"/>
+        <w:sz w:val="20"/>
+      </w:rPr>
+    </w:lvl>
+    <w:lvl w:ilvl="6" w:tentative="1">
+      <w:start w:val="1"/>
+      <w:numFmt w:val="bullet"/>
+      <w:lvlText w:val=""/>
+      <w:lvlJc w:val="left"/>
+      <w:pPr>
+        <w:tabs>
+          <w:tab w:val="num" w:pos="5040"/>
+        </w:tabs>
+        <w:ind w:left="5040" w:hanging="360"/>
+      </w:pPr>
+      <w:rPr>
+        <w:rFonts w:ascii="Wingdings" w:hAnsi="Wingdings" w:hint="default"/>
+        <w:sz w:val="20"/>
+      </w:rPr>
+    </w:lvl>
+    <w:lvl w:ilvl="7" w:tentative="1">
+      <w:start w:val="1"/>
+      <w:numFmt w:val="bullet"/>
+      <w:lvlText w:val=""/>
+      <w:lvlJc w:val="left"/>
+      <w:pPr>
+        <w:tabs>
+          <w:tab w:val="num" w:pos="5760"/>
+        </w:tabs>
+        <w:ind w:left="5760" w:hanging="360"/>
+      </w:pPr>
+      <w:rPr>
+        <w:rFonts w:ascii="Wingdings" w:hAnsi="Wingdings" w:hint="default"/>
+        <w:sz w:val="20"/>
+      </w:rPr>
+    </w:lvl>
+    <w:lvl w:ilvl="8" w:tentative="1">
+      <w:start w:val="1"/>
+      <w:numFmt w:val="bullet"/>
+      <w:lvlText w:val=""/>
+      <w:lvlJc w:val="left"/>
+      <w:pPr>
+        <w:tabs>
+          <w:tab w:val="num" w:pos="6480"/>
+        </w:tabs>
+        <w:ind w:left="6480" w:hanging="360"/>
+      </w:pPr>
+      <w:rPr>
+        <w:rFonts w:ascii="Wingdings" w:hAnsi="Wingdings" w:hint="default"/>
+        <w:sz w:val="20"/>
+      </w:rPr>
+    </w:lvl>
+  </w:abstractNum>
+  <w:abstractNum w:abstractNumId="4" w15:restartNumberingAfterBreak="0">
     <w:nsid w:val="47333926"/>
     <w:multiLevelType w:val="multilevel"/>
     <w:tmpl w:val="4A342CB4"/>
@@ -1374,7 +3361,120 @@
       </w:rPr>
     </w:lvl>
   </w:abstractNum>
-  <w:abstractNum w:abstractNumId="3" w15:restartNumberingAfterBreak="0">
+  <w:abstractNum w:abstractNumId="5" w15:restartNumberingAfterBreak="0">
+    <w:nsid w:val="61555556"/>
+    <w:multiLevelType w:val="hybridMultilevel"/>
+    <w:tmpl w:val="35346718"/>
+    <w:lvl w:ilvl="0" w:tplc="04090001">
+      <w:start w:val="1"/>
+      <w:numFmt w:val="bullet"/>
+      <w:lvlText w:val=""/>
+      <w:lvlJc w:val="left"/>
+      <w:pPr>
+        <w:ind w:left="720" w:hanging="360"/>
+      </w:pPr>
+      <w:rPr>
+        <w:rFonts w:ascii="Symbol" w:hAnsi="Symbol" w:hint="default"/>
+      </w:rPr>
+    </w:lvl>
+    <w:lvl w:ilvl="1" w:tplc="04090003">
+      <w:start w:val="1"/>
+      <w:numFmt w:val="bullet"/>
+      <w:lvlText w:val="o"/>
+      <w:lvlJc w:val="left"/>
+      <w:pPr>
+        <w:ind w:left="1440" w:hanging="360"/>
+      </w:pPr>
+      <w:rPr>
+        <w:rFonts w:ascii="Courier New" w:hAnsi="Courier New" w:cs="Courier New" w:hint="default"/>
+      </w:rPr>
+    </w:lvl>
+    <w:lvl w:ilvl="2" w:tplc="04090005">
+      <w:start w:val="1"/>
+      <w:numFmt w:val="bullet"/>
+      <w:lvlText w:val=""/>
+      <w:lvlJc w:val="left"/>
+      <w:pPr>
+        <w:ind w:left="2160" w:hanging="360"/>
+      </w:pPr>
+      <w:rPr>
+        <w:rFonts w:ascii="Wingdings" w:hAnsi="Wingdings" w:hint="default"/>
+      </w:rPr>
+    </w:lvl>
+    <w:lvl w:ilvl="3" w:tplc="04090001" w:tentative="1">
+      <w:start w:val="1"/>
+      <w:numFmt w:val="bullet"/>
+      <w:lvlText w:val=""/>
+      <w:lvlJc w:val="left"/>
+      <w:pPr>
+        <w:ind w:left="2880" w:hanging="360"/>
+      </w:pPr>
+      <w:rPr>
+        <w:rFonts w:ascii="Symbol" w:hAnsi="Symbol" w:hint="default"/>
+      </w:rPr>
+    </w:lvl>
+    <w:lvl w:ilvl="4" w:tplc="04090003" w:tentative="1">
+      <w:start w:val="1"/>
+      <w:numFmt w:val="bullet"/>
+      <w:lvlText w:val="o"/>
+      <w:lvlJc w:val="left"/>
+      <w:pPr>
+        <w:ind w:left="3600" w:hanging="360"/>
+      </w:pPr>
+      <w:rPr>
+        <w:rFonts w:ascii="Courier New" w:hAnsi="Courier New" w:cs="Courier New" w:hint="default"/>
+      </w:rPr>
+    </w:lvl>
+    <w:lvl w:ilvl="5" w:tplc="04090005" w:tentative="1">
+      <w:start w:val="1"/>
+      <w:numFmt w:val="bullet"/>
+      <w:lvlText w:val=""/>
+      <w:lvlJc w:val="left"/>
+      <w:pPr>
+        <w:ind w:left="4320" w:hanging="360"/>
+      </w:pPr>
+      <w:rPr>
+        <w:rFonts w:ascii="Wingdings" w:hAnsi="Wingdings" w:hint="default"/>
+      </w:rPr>
+    </w:lvl>
+    <w:lvl w:ilvl="6" w:tplc="04090001" w:tentative="1">
+      <w:start w:val="1"/>
+      <w:numFmt w:val="bullet"/>
+      <w:lvlText w:val=""/>
+      <w:lvlJc w:val="left"/>
+      <w:pPr>
+        <w:ind w:left="5040" w:hanging="360"/>
+      </w:pPr>
+      <w:rPr>
+        <w:rFonts w:ascii="Symbol" w:hAnsi="Symbol" w:hint="default"/>
+      </w:rPr>
+    </w:lvl>
+    <w:lvl w:ilvl="7" w:tplc="04090003" w:tentative="1">
+      <w:start w:val="1"/>
+      <w:numFmt w:val="bullet"/>
+      <w:lvlText w:val="o"/>
+      <w:lvlJc w:val="left"/>
+      <w:pPr>
+        <w:ind w:left="5760" w:hanging="360"/>
+      </w:pPr>
+      <w:rPr>
+        <w:rFonts w:ascii="Courier New" w:hAnsi="Courier New" w:cs="Courier New" w:hint="default"/>
+      </w:rPr>
+    </w:lvl>
+    <w:lvl w:ilvl="8" w:tplc="04090005" w:tentative="1">
+      <w:start w:val="1"/>
+      <w:numFmt w:val="bullet"/>
+      <w:lvlText w:val=""/>
+      <w:lvlJc w:val="left"/>
+      <w:pPr>
+        <w:ind w:left="6480" w:hanging="360"/>
+      </w:pPr>
+      <w:rPr>
+        <w:rFonts w:ascii="Wingdings" w:hAnsi="Wingdings" w:hint="default"/>
+      </w:rPr>
+    </w:lvl>
+  </w:abstractNum>
+  <w:abstractNum w:abstractNumId="6" w15:restartNumberingAfterBreak="0">
     <w:nsid w:val="674B0212"/>
     <w:multiLevelType w:val="multilevel"/>
     <w:tmpl w:val="13B6A794"/>
@@ -1523,7 +3623,301 @@
       </w:rPr>
     </w:lvl>
   </w:abstractNum>
-  <w:abstractNum w:abstractNumId="4" w15:restartNumberingAfterBreak="0">
+  <w:abstractNum w:abstractNumId="7" w15:restartNumberingAfterBreak="0">
+    <w:nsid w:val="71686F40"/>
+    <w:multiLevelType w:val="multilevel"/>
+    <w:tmpl w:val="5F12B064"/>
+    <w:lvl w:ilvl="0">
+      <w:start w:val="1"/>
+      <w:numFmt w:val="bullet"/>
+      <w:lvlText w:val=""/>
+      <w:lvlJc w:val="left"/>
+      <w:pPr>
+        <w:tabs>
+          <w:tab w:val="num" w:pos="720"/>
+        </w:tabs>
+        <w:ind w:left="720" w:hanging="360"/>
+      </w:pPr>
+      <w:rPr>
+        <w:rFonts w:ascii="Symbol" w:hAnsi="Symbol" w:hint="default"/>
+        <w:sz w:val="20"/>
+      </w:rPr>
+    </w:lvl>
+    <w:lvl w:ilvl="1">
+      <w:start w:val="1"/>
+      <w:numFmt w:val="decimal"/>
+      <w:lvlText w:val="%2."/>
+      <w:lvlJc w:val="left"/>
+      <w:pPr>
+        <w:tabs>
+          <w:tab w:val="num" w:pos="1440"/>
+        </w:tabs>
+        <w:ind w:left="1440" w:hanging="360"/>
+      </w:pPr>
+    </w:lvl>
+    <w:lvl w:ilvl="2" w:tentative="1">
+      <w:start w:val="1"/>
+      <w:numFmt w:val="bullet"/>
+      <w:lvlText w:val=""/>
+      <w:lvlJc w:val="left"/>
+      <w:pPr>
+        <w:tabs>
+          <w:tab w:val="num" w:pos="2160"/>
+        </w:tabs>
+        <w:ind w:left="2160" w:hanging="360"/>
+      </w:pPr>
+      <w:rPr>
+        <w:rFonts w:ascii="Wingdings" w:hAnsi="Wingdings" w:hint="default"/>
+        <w:sz w:val="20"/>
+      </w:rPr>
+    </w:lvl>
+    <w:lvl w:ilvl="3" w:tentative="1">
+      <w:start w:val="1"/>
+      <w:numFmt w:val="bullet"/>
+      <w:lvlText w:val=""/>
+      <w:lvlJc w:val="left"/>
+      <w:pPr>
+        <w:tabs>
+          <w:tab w:val="num" w:pos="2880"/>
+        </w:tabs>
+        <w:ind w:left="2880" w:hanging="360"/>
+      </w:pPr>
+      <w:rPr>
+        <w:rFonts w:ascii="Wingdings" w:hAnsi="Wingdings" w:hint="default"/>
+        <w:sz w:val="20"/>
+      </w:rPr>
+    </w:lvl>
+    <w:lvl w:ilvl="4" w:tentative="1">
+      <w:start w:val="1"/>
+      <w:numFmt w:val="bullet"/>
+      <w:lvlText w:val=""/>
+      <w:lvlJc w:val="left"/>
+      <w:pPr>
+        <w:tabs>
+          <w:tab w:val="num" w:pos="3600"/>
+        </w:tabs>
+        <w:ind w:left="3600" w:hanging="360"/>
+      </w:pPr>
+      <w:rPr>
+        <w:rFonts w:ascii="Wingdings" w:hAnsi="Wingdings" w:hint="default"/>
+        <w:sz w:val="20"/>
+      </w:rPr>
+    </w:lvl>
+    <w:lvl w:ilvl="5" w:tentative="1">
+      <w:start w:val="1"/>
+      <w:numFmt w:val="bullet"/>
+      <w:lvlText w:val=""/>
+      <w:lvlJc w:val="left"/>
+      <w:pPr>
+        <w:tabs>
+          <w:tab w:val="num" w:pos="4320"/>
+        </w:tabs>
+        <w:ind w:left="4320" w:hanging="360"/>
+      </w:pPr>
+      <w:rPr>
+        <w:rFonts w:ascii="Wingdings" w:hAnsi="Wingdings" w:hint="default"/>
+        <w:sz w:val="20"/>
+      </w:rPr>
+    </w:lvl>
+    <w:lvl w:ilvl="6" w:tentative="1">
+      <w:start w:val="1"/>
+      <w:numFmt w:val="bullet"/>
+      <w:lvlText w:val=""/>
+      <w:lvlJc w:val="left"/>
+      <w:pPr>
+        <w:tabs>
+          <w:tab w:val="num" w:pos="5040"/>
+        </w:tabs>
+        <w:ind w:left="5040" w:hanging="360"/>
+      </w:pPr>
+      <w:rPr>
+        <w:rFonts w:ascii="Wingdings" w:hAnsi="Wingdings" w:hint="default"/>
+        <w:sz w:val="20"/>
+      </w:rPr>
+    </w:lvl>
+    <w:lvl w:ilvl="7" w:tentative="1">
+      <w:start w:val="1"/>
+      <w:numFmt w:val="bullet"/>
+      <w:lvlText w:val=""/>
+      <w:lvlJc w:val="left"/>
+      <w:pPr>
+        <w:tabs>
+          <w:tab w:val="num" w:pos="5760"/>
+        </w:tabs>
+        <w:ind w:left="5760" w:hanging="360"/>
+      </w:pPr>
+      <w:rPr>
+        <w:rFonts w:ascii="Wingdings" w:hAnsi="Wingdings" w:hint="default"/>
+        <w:sz w:val="20"/>
+      </w:rPr>
+    </w:lvl>
+    <w:lvl w:ilvl="8" w:tentative="1">
+      <w:start w:val="1"/>
+      <w:numFmt w:val="bullet"/>
+      <w:lvlText w:val=""/>
+      <w:lvlJc w:val="left"/>
+      <w:pPr>
+        <w:tabs>
+          <w:tab w:val="num" w:pos="6480"/>
+        </w:tabs>
+        <w:ind w:left="6480" w:hanging="360"/>
+      </w:pPr>
+      <w:rPr>
+        <w:rFonts w:ascii="Wingdings" w:hAnsi="Wingdings" w:hint="default"/>
+        <w:sz w:val="20"/>
+      </w:rPr>
+    </w:lvl>
+  </w:abstractNum>
+  <w:abstractNum w:abstractNumId="8" w15:restartNumberingAfterBreak="0">
+    <w:nsid w:val="727F4BFE"/>
+    <w:multiLevelType w:val="multilevel"/>
+    <w:tmpl w:val="3B30105E"/>
+    <w:lvl w:ilvl="0">
+      <w:start w:val="1"/>
+      <w:numFmt w:val="bullet"/>
+      <w:lvlText w:val=""/>
+      <w:lvlJc w:val="left"/>
+      <w:pPr>
+        <w:tabs>
+          <w:tab w:val="num" w:pos="720"/>
+        </w:tabs>
+        <w:ind w:left="720" w:hanging="360"/>
+      </w:pPr>
+      <w:rPr>
+        <w:rFonts w:ascii="Symbol" w:hAnsi="Symbol" w:hint="default"/>
+        <w:sz w:val="20"/>
+      </w:rPr>
+    </w:lvl>
+    <w:lvl w:ilvl="1">
+      <w:start w:val="1"/>
+      <w:numFmt w:val="bullet"/>
+      <w:lvlText w:val="o"/>
+      <w:lvlJc w:val="left"/>
+      <w:pPr>
+        <w:tabs>
+          <w:tab w:val="num" w:pos="1440"/>
+        </w:tabs>
+        <w:ind w:left="1440" w:hanging="360"/>
+      </w:pPr>
+      <w:rPr>
+        <w:rFonts w:ascii="Courier New" w:hAnsi="Courier New" w:hint="default"/>
+        <w:sz w:val="20"/>
+      </w:rPr>
+    </w:lvl>
+    <w:lvl w:ilvl="2" w:tentative="1">
+      <w:start w:val="1"/>
+      <w:numFmt w:val="bullet"/>
+      <w:lvlText w:val=""/>
+      <w:lvlJc w:val="left"/>
+      <w:pPr>
+        <w:tabs>
+          <w:tab w:val="num" w:pos="2160"/>
+        </w:tabs>
+        <w:ind w:left="2160" w:hanging="360"/>
+      </w:pPr>
+      <w:rPr>
+        <w:rFonts w:ascii="Wingdings" w:hAnsi="Wingdings" w:hint="default"/>
+        <w:sz w:val="20"/>
+      </w:rPr>
+    </w:lvl>
+    <w:lvl w:ilvl="3" w:tentative="1">
+      <w:start w:val="1"/>
+      <w:numFmt w:val="bullet"/>
+      <w:lvlText w:val=""/>
+      <w:lvlJc w:val="left"/>
+      <w:pPr>
+        <w:tabs>
+          <w:tab w:val="num" w:pos="2880"/>
+        </w:tabs>
+        <w:ind w:left="2880" w:hanging="360"/>
+      </w:pPr>
+      <w:rPr>
+        <w:rFonts w:ascii="Wingdings" w:hAnsi="Wingdings" w:hint="default"/>
+        <w:sz w:val="20"/>
+      </w:rPr>
+    </w:lvl>
+    <w:lvl w:ilvl="4" w:tentative="1">
+      <w:start w:val="1"/>
+      <w:numFmt w:val="bullet"/>
+      <w:lvlText w:val=""/>
+      <w:lvlJc w:val="left"/>
+      <w:pPr>
+        <w:tabs>
+          <w:tab w:val="num" w:pos="3600"/>
+        </w:tabs>
+        <w:ind w:left="3600" w:hanging="360"/>
+      </w:pPr>
+      <w:rPr>
+        <w:rFonts w:ascii="Wingdings" w:hAnsi="Wingdings" w:hint="default"/>
+        <w:sz w:val="20"/>
+      </w:rPr>
+    </w:lvl>
+    <w:lvl w:ilvl="5" w:tentative="1">
+      <w:start w:val="1"/>
+      <w:numFmt w:val="bullet"/>
+      <w:lvlText w:val=""/>
+      <w:lvlJc w:val="left"/>
+      <w:pPr>
+        <w:tabs>
+          <w:tab w:val="num" w:pos="4320"/>
+        </w:tabs>
+        <w:ind w:left="4320" w:hanging="360"/>
+      </w:pPr>
+      <w:rPr>
+        <w:rFonts w:ascii="Wingdings" w:hAnsi="Wingdings" w:hint="default"/>
+        <w:sz w:val="20"/>
+      </w:rPr>
+    </w:lvl>
+    <w:lvl w:ilvl="6" w:tentative="1">
+      <w:start w:val="1"/>
+      <w:numFmt w:val="bullet"/>
+      <w:lvlText w:val=""/>
+      <w:lvlJc w:val="left"/>
+      <w:pPr>
+        <w:tabs>
+          <w:tab w:val="num" w:pos="5040"/>
+        </w:tabs>
+        <w:ind w:left="5040" w:hanging="360"/>
+      </w:pPr>
+      <w:rPr>
+        <w:rFonts w:ascii="Wingdings" w:hAnsi="Wingdings" w:hint="default"/>
+        <w:sz w:val="20"/>
+      </w:rPr>
+    </w:lvl>
+    <w:lvl w:ilvl="7" w:tentative="1">
+      <w:start w:val="1"/>
+      <w:numFmt w:val="bullet"/>
+      <w:lvlText w:val=""/>
+      <w:lvlJc w:val="left"/>
+      <w:pPr>
+        <w:tabs>
+          <w:tab w:val="num" w:pos="5760"/>
+        </w:tabs>
+        <w:ind w:left="5760" w:hanging="360"/>
+      </w:pPr>
+      <w:rPr>
+        <w:rFonts w:ascii="Wingdings" w:hAnsi="Wingdings" w:hint="default"/>
+        <w:sz w:val="20"/>
+      </w:rPr>
+    </w:lvl>
+    <w:lvl w:ilvl="8" w:tentative="1">
+      <w:start w:val="1"/>
+      <w:numFmt w:val="bullet"/>
+      <w:lvlText w:val=""/>
+      <w:lvlJc w:val="left"/>
+      <w:pPr>
+        <w:tabs>
+          <w:tab w:val="num" w:pos="6480"/>
+        </w:tabs>
+        <w:ind w:left="6480" w:hanging="360"/>
+      </w:pPr>
+      <w:rPr>
+        <w:rFonts w:ascii="Wingdings" w:hAnsi="Wingdings" w:hint="default"/>
+        <w:sz w:val="20"/>
+      </w:rPr>
+    </w:lvl>
+  </w:abstractNum>
+  <w:abstractNum w:abstractNumId="9" w15:restartNumberingAfterBreak="0">
     <w:nsid w:val="743028BB"/>
     <w:multiLevelType w:val="multilevel"/>
     <w:tmpl w:val="87345B64"/>
@@ -1672,20 +4066,187 @@
       </w:rPr>
     </w:lvl>
   </w:abstractNum>
+  <w:abstractNum w:abstractNumId="10" w15:restartNumberingAfterBreak="0">
+    <w:nsid w:val="799E7077"/>
+    <w:multiLevelType w:val="multilevel"/>
+    <w:tmpl w:val="88103DE6"/>
+    <w:lvl w:ilvl="0">
+      <w:start w:val="1"/>
+      <w:numFmt w:val="bullet"/>
+      <w:lvlText w:val=""/>
+      <w:lvlJc w:val="left"/>
+      <w:pPr>
+        <w:tabs>
+          <w:tab w:val="num" w:pos="720"/>
+        </w:tabs>
+        <w:ind w:left="720" w:hanging="360"/>
+      </w:pPr>
+      <w:rPr>
+        <w:rFonts w:ascii="Symbol" w:hAnsi="Symbol" w:hint="default"/>
+        <w:sz w:val="20"/>
+      </w:rPr>
+    </w:lvl>
+    <w:lvl w:ilvl="1">
+      <w:start w:val="1"/>
+      <w:numFmt w:val="bullet"/>
+      <w:lvlText w:val="o"/>
+      <w:lvlJc w:val="left"/>
+      <w:pPr>
+        <w:tabs>
+          <w:tab w:val="num" w:pos="1440"/>
+        </w:tabs>
+        <w:ind w:left="1440" w:hanging="360"/>
+      </w:pPr>
+      <w:rPr>
+        <w:rFonts w:ascii="Courier New" w:hAnsi="Courier New" w:hint="default"/>
+        <w:sz w:val="20"/>
+      </w:rPr>
+    </w:lvl>
+    <w:lvl w:ilvl="2" w:tentative="1">
+      <w:start w:val="1"/>
+      <w:numFmt w:val="bullet"/>
+      <w:lvlText w:val=""/>
+      <w:lvlJc w:val="left"/>
+      <w:pPr>
+        <w:tabs>
+          <w:tab w:val="num" w:pos="2160"/>
+        </w:tabs>
+        <w:ind w:left="2160" w:hanging="360"/>
+      </w:pPr>
+      <w:rPr>
+        <w:rFonts w:ascii="Wingdings" w:hAnsi="Wingdings" w:hint="default"/>
+        <w:sz w:val="20"/>
+      </w:rPr>
+    </w:lvl>
+    <w:lvl w:ilvl="3" w:tentative="1">
+      <w:start w:val="1"/>
+      <w:numFmt w:val="bullet"/>
+      <w:lvlText w:val=""/>
+      <w:lvlJc w:val="left"/>
+      <w:pPr>
+        <w:tabs>
+          <w:tab w:val="num" w:pos="2880"/>
+        </w:tabs>
+        <w:ind w:left="2880" w:hanging="360"/>
+      </w:pPr>
+      <w:rPr>
+        <w:rFonts w:ascii="Wingdings" w:hAnsi="Wingdings" w:hint="default"/>
+        <w:sz w:val="20"/>
+      </w:rPr>
+    </w:lvl>
+    <w:lvl w:ilvl="4" w:tentative="1">
+      <w:start w:val="1"/>
+      <w:numFmt w:val="bullet"/>
+      <w:lvlText w:val=""/>
+      <w:lvlJc w:val="left"/>
+      <w:pPr>
+        <w:tabs>
+          <w:tab w:val="num" w:pos="3600"/>
+        </w:tabs>
+        <w:ind w:left="3600" w:hanging="360"/>
+      </w:pPr>
+      <w:rPr>
+        <w:rFonts w:ascii="Wingdings" w:hAnsi="Wingdings" w:hint="default"/>
+        <w:sz w:val="20"/>
+      </w:rPr>
+    </w:lvl>
+    <w:lvl w:ilvl="5" w:tentative="1">
+      <w:start w:val="1"/>
+      <w:numFmt w:val="bullet"/>
+      <w:lvlText w:val=""/>
+      <w:lvlJc w:val="left"/>
+      <w:pPr>
+        <w:tabs>
+          <w:tab w:val="num" w:pos="4320"/>
+        </w:tabs>
+        <w:ind w:left="4320" w:hanging="360"/>
+      </w:pPr>
+      <w:rPr>
+        <w:rFonts w:ascii="Wingdings" w:hAnsi="Wingdings" w:hint="default"/>
+        <w:sz w:val="20"/>
+      </w:rPr>
+    </w:lvl>
+    <w:lvl w:ilvl="6" w:tentative="1">
+      <w:start w:val="1"/>
+      <w:numFmt w:val="bullet"/>
+      <w:lvlText w:val=""/>
+      <w:lvlJc w:val="left"/>
+      <w:pPr>
+        <w:tabs>
+          <w:tab w:val="num" w:pos="5040"/>
+        </w:tabs>
+        <w:ind w:left="5040" w:hanging="360"/>
+      </w:pPr>
+      <w:rPr>
+        <w:rFonts w:ascii="Wingdings" w:hAnsi="Wingdings" w:hint="default"/>
+        <w:sz w:val="20"/>
+      </w:rPr>
+    </w:lvl>
+    <w:lvl w:ilvl="7" w:tentative="1">
+      <w:start w:val="1"/>
+      <w:numFmt w:val="bullet"/>
+      <w:lvlText w:val=""/>
+      <w:lvlJc w:val="left"/>
+      <w:pPr>
+        <w:tabs>
+          <w:tab w:val="num" w:pos="5760"/>
+        </w:tabs>
+        <w:ind w:left="5760" w:hanging="360"/>
+      </w:pPr>
+      <w:rPr>
+        <w:rFonts w:ascii="Wingdings" w:hAnsi="Wingdings" w:hint="default"/>
+        <w:sz w:val="20"/>
+      </w:rPr>
+    </w:lvl>
+    <w:lvl w:ilvl="8" w:tentative="1">
+      <w:start w:val="1"/>
+      <w:numFmt w:val="bullet"/>
+      <w:lvlText w:val=""/>
+      <w:lvlJc w:val="left"/>
+      <w:pPr>
+        <w:tabs>
+          <w:tab w:val="num" w:pos="6480"/>
+        </w:tabs>
+        <w:ind w:left="6480" w:hanging="360"/>
+      </w:pPr>
+      <w:rPr>
+        <w:rFonts w:ascii="Wingdings" w:hAnsi="Wingdings" w:hint="default"/>
+        <w:sz w:val="20"/>
+      </w:rPr>
+    </w:lvl>
+  </w:abstractNum>
   <w:num w:numId="1" w16cid:durableId="1120297082">
+    <w:abstractNumId w:val="4"/>
+  </w:num>
+  <w:num w:numId="2" w16cid:durableId="1124545647">
+    <w:abstractNumId w:val="9"/>
+  </w:num>
+  <w:num w:numId="3" w16cid:durableId="2359552">
     <w:abstractNumId w:val="2"/>
   </w:num>
-  <w:num w:numId="2" w16cid:durableId="1124545647">
-    <w:abstractNumId w:val="4"/>
-  </w:num>
-  <w:num w:numId="3" w16cid:durableId="2359552">
+  <w:num w:numId="4" w16cid:durableId="911625443">
     <w:abstractNumId w:val="1"/>
   </w:num>
-  <w:num w:numId="4" w16cid:durableId="911625443">
+  <w:num w:numId="5" w16cid:durableId="927692883">
+    <w:abstractNumId w:val="6"/>
+  </w:num>
+  <w:num w:numId="6" w16cid:durableId="316422172">
+    <w:abstractNumId w:val="8"/>
+  </w:num>
+  <w:num w:numId="7" w16cid:durableId="8993968">
+    <w:abstractNumId w:val="3"/>
+  </w:num>
+  <w:num w:numId="8" w16cid:durableId="839125448">
+    <w:abstractNumId w:val="7"/>
+  </w:num>
+  <w:num w:numId="9" w16cid:durableId="135606675">
+    <w:abstractNumId w:val="10"/>
+  </w:num>
+  <w:num w:numId="10" w16cid:durableId="123886453">
+    <w:abstractNumId w:val="5"/>
+  </w:num>
+  <w:num w:numId="11" w16cid:durableId="357201471">
     <w:abstractNumId w:val="0"/>
-  </w:num>
-  <w:num w:numId="5" w16cid:durableId="927692883">
-    <w:abstractNumId w:val="3"/>
   </w:num>
 </w:numbering>
 </file>
@@ -2292,7 +4853,6 @@
   <w:style w:type="character" w:default="1" w:styleId="DefaultParagraphFont">
     <w:name w:val="Default Paragraph Font"/>
     <w:uiPriority w:val="1"/>
-    <w:semiHidden/>
     <w:unhideWhenUsed/>
   </w:style>
   <w:style w:type="table" w:default="1" w:styleId="TableNormal">
@@ -2603,6 +5163,25 @@
       <w:smallCaps/>
       <w:color w:val="0F4761" w:themeColor="accent1" w:themeShade="BF"/>
       <w:spacing w:val="5"/>
+    </w:rPr>
+  </w:style>
+  <w:style w:type="paragraph" w:styleId="Caption">
+    <w:name w:val="caption"/>
+    <w:basedOn w:val="Normal"/>
+    <w:next w:val="Normal"/>
+    <w:uiPriority w:val="35"/>
+    <w:unhideWhenUsed/>
+    <w:qFormat/>
+    <w:rsid w:val="006A0452"/>
+    <w:pPr>
+      <w:spacing w:after="200" w:line="240" w:lineRule="auto"/>
+    </w:pPr>
+    <w:rPr>
+      <w:i/>
+      <w:iCs/>
+      <w:color w:val="0E2841" w:themeColor="text2"/>
+      <w:sz w:val="18"/>
+      <w:szCs w:val="18"/>
     </w:rPr>
   </w:style>
 </w:styles>
